--- a/docs/3DOG_연구목표_정리.docx
+++ b/docs/3DOG_연구목표_정리.docx
@@ -42,7 +42,7 @@
     <w:p>
       <w:pPr/>
       <w:r>
-        <w:t xml:space="preserve">디지털트윈(BIM)으로 학습한 4족보행 로봇(Go2)이, BIM이 없는 처음 보는 건물에서도 BIM 기반 스캔 계획에 가까운 효율로 3D 스캔을 완성하게 한다.</w:t>
+        <w:t xml:space="preserve">BIM을 2.5D 학습 맵으로 바꿔 그 위에서 최적 스캔 계획을 계산하고, 탐사 정책이 그 계획을 따라 배우게 해서, 현장에서는 BIM 없이 4족보행 로봇(Go2)이 3D 스캔을 하게 만든다.</w:t>
       </w:r>
     </w:p>
     <w:p>
@@ -58,7 +58,7 @@
         <w:pStyle w:val="Heading2"/>
       </w:pPr>
       <w:r>
-        <w:t xml:space="preserve">배경</w:t>
+        <w:t xml:space="preserve">배경과 기존 연구와의 차이</w:t>
       </w:r>
     </w:p>
     <w:p>
@@ -106,158 +106,12 @@
         <w:t xml:space="preserve">관련 연구를 조사한 결과는 다음과 같다.</w:t>
       </w:r>
     </w:p>
-    <w:tbl>
-      <w:tblPr>
-        <w:tblStyle w:val="TableGrid"/>
-        <w:tblW w:w="0" w:type="auto"/>
-        <w:tblLayout w:type="fixed"/>
-        <w:tblLook w:val="04A0" w:firstRow="1" w:lastRow="0" w:firstColumn="0" w:lastColumn="0" w:noHBand="0" w:noVBand="1"/>
-      </w:tblPr>
-      <w:tblGrid>
-        <w:gridCol w:w="4680"/>
-        <w:gridCol w:w="4680"/>
-      </w:tblGrid>
-      <w:tr>
-        <w:trPr>
-          <w:tblHeader/>
-        </w:trPr>
-        <w:tc>
-          <w:tcPr>
-            <w:tcW w:w="4680" w:type="dxa"/>
-            <w:shd w:val="clear" w:color="auto" w:fill="F2F2F2"/>
-          </w:tcPr>
-          <w:p>
-            <w:pPr/>
-            <w:r>
-              <w:t xml:space="preserve">있는 연구</w:t>
-            </w:r>
-          </w:p>
-        </w:tc>
-        <w:tc>
-          <w:tcPr>
-            <w:tcW w:w="4680" w:type="dxa"/>
-            <w:shd w:val="clear" w:color="auto" w:fill="F2F2F2"/>
-          </w:tcPr>
-          <w:p>
-            <w:pPr/>
-            <w:r>
-              <w:t xml:space="preserve">한계</w:t>
-            </w:r>
-          </w:p>
-        </w:tc>
-      </w:tr>
-      <w:tr>
-        <w:tc>
-          <w:tcPr>
-            <w:tcW w:w="4680" w:type="dxa"/>
-          </w:tcPr>
-          <w:p>
-            <w:pPr/>
-            <w:r>
-              <w:t xml:space="preserve">BIM을 시뮬레이터에 불러옴 (Gazebo, Unreal, Isaac Sim)</w:t>
-            </w:r>
-          </w:p>
-        </w:tc>
-        <w:tc>
-          <w:tcPr>
-            <w:tcW w:w="4680" w:type="dxa"/>
-          </w:tcPr>
-          <w:p>
-            <w:pPr/>
-            <w:r>
-              <w:t xml:space="preserve">학습이 아닌 환경 구축</w:t>
-            </w:r>
-          </w:p>
-        </w:tc>
-      </w:tr>
-      <w:tr>
-        <w:tc>
-          <w:tcPr>
-            <w:tcW w:w="4680" w:type="dxa"/>
-          </w:tcPr>
-          <w:p>
-            <w:pPr/>
-            <w:r>
-              <w:t xml:space="preserve">BIM을 지도로 쓰는 로봇 내비게이션</w:t>
-            </w:r>
-          </w:p>
-        </w:tc>
-        <w:tc>
-          <w:tcPr>
-            <w:tcW w:w="4680" w:type="dxa"/>
-          </w:tcPr>
-          <w:p>
-            <w:pPr/>
-            <w:r>
-              <w:t xml:space="preserve">실행 중에 BIM 필요</w:t>
-            </w:r>
-          </w:p>
-        </w:tc>
-      </w:tr>
-      <w:tr>
-        <w:tc>
-          <w:tcPr>
-            <w:tcW w:w="4680" w:type="dxa"/>
-          </w:tcPr>
-          <w:p>
-            <w:pPr/>
-            <w:r>
-              <w:t xml:space="preserve">정답 지도로 가르치는 탐사 학습 (HEADER, 2025)</w:t>
-            </w:r>
-          </w:p>
-        </w:tc>
-        <w:tc>
-          <w:tcPr>
-            <w:tcW w:w="4680" w:type="dxa"/>
-          </w:tcPr>
-          <w:p>
-            <w:pPr/>
-            <w:r>
-              <w:t xml:space="preserve">2D 지도, 바퀴 로봇, 건설 아님</w:t>
-            </w:r>
-          </w:p>
-        </w:tc>
-      </w:tr>
-    </w:tbl>
-    <w:p>
-      <w:pPr/>
-      <w:r>
-        <w:rPr>
-          <w:b/>
-        </w:rPr>
-        <w:t xml:space="preserve">BIM을 학습 때만 정답 경로 계산에 쓰고, 현장에서는 BIM 없이 3D 스캔하는 연구는 이번 조사에서 찾지 못했다.</w:t>
-      </w:r>
-    </w:p>
-    <w:p>
-      <w:pPr>
-        <w:pStyle w:val="Heading2"/>
-      </w:pPr>
-      <w:r>
-        <w:t xml:space="preserve">핵심 아이디어: BIM 기반 최적 계획을 따라 배우는 탐사 정책</w:t>
-      </w:r>
-    </w:p>
-    <w:p>
-      <w:pPr/>
-      <w:r>
-        <w:t xml:space="preserve">학습 때는 BIM으로 </w:t>
-      </w:r>
-      <w:r>
-        <w:rPr>
-          <w:b/>
-        </w:rPr>
-        <w:t xml:space="preserve">최적 스캔 경로</w:t>
-      </w:r>
-      <w:r>
-        <w:t xml:space="preserve">를 계산하고, </w:t>
-      </w:r>
-      <w:r>
-        <w:rPr>
-          <w:b/>
-        </w:rPr>
-        <w:t xml:space="preserve">탐사 정책</w:t>
-      </w:r>
-      <w:r>
-        <w:t xml:space="preserve">은 라이다로 본 것만 보고 그 경로를 따라 가도록 배운다.</w:t>
+    <w:p>
+      <w:pPr>
+        <w:pStyle w:val="Heading3"/>
+      </w:pPr>
+      <w:r>
+        <w:t xml:space="preserve">① BIM을 쓰는 방식이 다르다 (핵심)</w:t>
       </w:r>
     </w:p>
     <w:tbl>
@@ -283,6 +137,9 @@
           </w:tcPr>
           <w:p>
             <w:pPr/>
+            <w:r>
+              <w:t xml:space="preserve">기존</w:t>
+            </w:r>
           </w:p>
         </w:tc>
         <w:tc>
@@ -293,6 +150,491 @@
           <w:p>
             <w:pPr/>
             <w:r>
+              <w:t xml:space="preserve">한계</w:t>
+            </w:r>
+          </w:p>
+        </w:tc>
+        <w:tc>
+          <w:tcPr>
+            <w:tcW w:w="3120" w:type="dxa"/>
+            <w:shd w:val="clear" w:color="auto" w:fill="F2F2F2"/>
+          </w:tcPr>
+          <w:p>
+            <w:pPr/>
+            <w:r>
+              <w:t xml:space="preserve">우리</w:t>
+            </w:r>
+          </w:p>
+        </w:tc>
+      </w:tr>
+      <w:tr>
+        <w:tc>
+          <w:tcPr>
+            <w:tcW w:w="3120" w:type="dxa"/>
+          </w:tcPr>
+          <w:p>
+            <w:pPr/>
+            <w:r>
+              <w:t xml:space="preserve">BIM 기반 스캔 계획 (Park 2023), BIM 내비게이션</w:t>
+            </w:r>
+          </w:p>
+        </w:tc>
+        <w:tc>
+          <w:tcPr>
+            <w:tcW w:w="3120" w:type="dxa"/>
+          </w:tcPr>
+          <w:p>
+            <w:pPr/>
+            <w:r>
+              <w:t xml:space="preserve">현장에서 BIM이 반드시 필요</w:t>
+            </w:r>
+          </w:p>
+        </w:tc>
+        <w:tc>
+          <w:tcPr>
+            <w:tcW w:w="3120" w:type="dxa"/>
+          </w:tcPr>
+          <w:p>
+            <w:pPr/>
+            <w:r>
+              <w:t xml:space="preserve">BIM은 2.5D 학습 맵으로 바꿔 학습에만 사용</w:t>
+            </w:r>
+          </w:p>
+        </w:tc>
+      </w:tr>
+      <w:tr>
+        <w:tc>
+          <w:tcPr>
+            <w:tcW w:w="3120" w:type="dxa"/>
+          </w:tcPr>
+          <w:p>
+            <w:pPr/>
+            <w:r>
+              <w:t xml:space="preserve">HEADER (2025): 정답 지도로 계산한 최적 경로를 따라 학습</w:t>
+            </w:r>
+          </w:p>
+        </w:tc>
+        <w:tc>
+          <w:tcPr>
+            <w:tcW w:w="3120" w:type="dxa"/>
+          </w:tcPr>
+          <w:p>
+            <w:pPr/>
+            <w:r>
+              <w:t xml:space="preserve">2D 무작위 맵, 건설과 무관</w:t>
+            </w:r>
+          </w:p>
+        </w:tc>
+        <w:tc>
+          <w:tcPr>
+            <w:tcW w:w="3120" w:type="dxa"/>
+          </w:tcPr>
+          <w:p>
+            <w:pPr/>
+            <w:r>
+              <w:t xml:space="preserve">정답 = BIM, 목표 = 건설 3D 스캔</w:t>
+            </w:r>
+          </w:p>
+        </w:tc>
+      </w:tr>
+    </w:tbl>
+    <w:p>
+      <w:pPr>
+        <w:pStyle w:val="Heading3"/>
+      </w:pPr>
+      <w:r>
+        <w:t xml:space="preserve">② 목표가 2D 지도가 아니라 3D 스캔이다</w:t>
+      </w:r>
+    </w:p>
+    <w:tbl>
+      <w:tblPr>
+        <w:tblStyle w:val="TableGrid"/>
+        <w:tblW w:w="0" w:type="auto"/>
+        <w:tblLayout w:type="fixed"/>
+        <w:tblLook w:val="04A0" w:firstRow="1" w:lastRow="0" w:firstColumn="0" w:lastColumn="0" w:noHBand="0" w:noVBand="1"/>
+      </w:tblPr>
+      <w:tblGrid>
+        <w:gridCol w:w="3120"/>
+        <w:gridCol w:w="3120"/>
+        <w:gridCol w:w="3120"/>
+      </w:tblGrid>
+      <w:tr>
+        <w:trPr>
+          <w:tblHeader/>
+        </w:trPr>
+        <w:tc>
+          <w:tcPr>
+            <w:tcW w:w="3120" w:type="dxa"/>
+            <w:shd w:val="clear" w:color="auto" w:fill="F2F2F2"/>
+          </w:tcPr>
+          <w:p>
+            <w:pPr/>
+            <w:r>
+              <w:t xml:space="preserve">기존</w:t>
+            </w:r>
+          </w:p>
+        </w:tc>
+        <w:tc>
+          <w:tcPr>
+            <w:tcW w:w="3120" w:type="dxa"/>
+            <w:shd w:val="clear" w:color="auto" w:fill="F2F2F2"/>
+          </w:tcPr>
+          <w:p>
+            <w:pPr/>
+            <w:r>
+              <w:t xml:space="preserve">한계</w:t>
+            </w:r>
+          </w:p>
+        </w:tc>
+        <w:tc>
+          <w:tcPr>
+            <w:tcW w:w="3120" w:type="dxa"/>
+            <w:shd w:val="clear" w:color="auto" w:fill="F2F2F2"/>
+          </w:tcPr>
+          <w:p>
+            <w:pPr/>
+            <w:r>
+              <w:t xml:space="preserve">우리</w:t>
+            </w:r>
+          </w:p>
+        </w:tc>
+      </w:tr>
+      <w:tr>
+        <w:tc>
+          <w:tcPr>
+            <w:tcW w:w="3120" w:type="dxa"/>
+          </w:tcPr>
+          <w:p>
+            <w:pPr/>
+            <w:r>
+              <w:t xml:space="preserve">ARiADNE, HEADER, GRATE (강화학습 탐사)</w:t>
+            </w:r>
+          </w:p>
+        </w:tc>
+        <w:tc>
+          <w:tcPr>
+            <w:tcW w:w="3120" w:type="dxa"/>
+          </w:tcPr>
+          <w:p>
+            <w:pPr/>
+            <w:r>
+              <w:t xml:space="preserve">바닥 2D 지도 완성</w:t>
+            </w:r>
+          </w:p>
+        </w:tc>
+        <w:tc>
+          <w:tcPr>
+            <w:tcW w:w="3120" w:type="dxa"/>
+          </w:tcPr>
+          <w:p>
+            <w:pPr/>
+            <w:r>
+              <w:t xml:space="preserve">벽·천장 3D 표면 커버리지</w:t>
+            </w:r>
+          </w:p>
+        </w:tc>
+      </w:tr>
+      <w:tr>
+        <w:tc>
+          <w:tcPr>
+            <w:tcW w:w="3120" w:type="dxa"/>
+          </w:tcPr>
+          <w:p>
+            <w:pPr/>
+            <w:r>
+              <w:t xml:space="preserve">GLEAM, MAGICIAN (3D 매핑)</w:t>
+            </w:r>
+          </w:p>
+        </w:tc>
+        <w:tc>
+          <w:tcPr>
+            <w:tcW w:w="3120" w:type="dxa"/>
+          </w:tcPr>
+          <w:p>
+            <w:pPr/>
+            <w:r>
+              <w:t xml:space="preserve">떠다니는 카메라 가정</w:t>
+            </w:r>
+          </w:p>
+        </w:tc>
+        <w:tc>
+          <w:tcPr>
+            <w:tcW w:w="3120" w:type="dxa"/>
+          </w:tcPr>
+          <w:p>
+            <w:pPr/>
+            <w:r>
+              <w:t xml:space="preserve">로봇 이동 제약 + 기울인 3D 라이다</w:t>
+            </w:r>
+          </w:p>
+        </w:tc>
+      </w:tr>
+    </w:tbl>
+    <w:p>
+      <w:pPr>
+        <w:pStyle w:val="Heading3"/>
+      </w:pPr>
+      <w:r>
+        <w:t xml:space="preserve">③ 4족 로봇의 움직임을 학습에 넣었다</w:t>
+      </w:r>
+    </w:p>
+    <w:tbl>
+      <w:tblPr>
+        <w:tblStyle w:val="TableGrid"/>
+        <w:tblW w:w="0" w:type="auto"/>
+        <w:tblLayout w:type="fixed"/>
+        <w:tblLook w:val="04A0" w:firstRow="1" w:lastRow="0" w:firstColumn="0" w:lastColumn="0" w:noHBand="0" w:noVBand="1"/>
+      </w:tblPr>
+      <w:tblGrid>
+        <w:gridCol w:w="3120"/>
+        <w:gridCol w:w="3120"/>
+        <w:gridCol w:w="3120"/>
+      </w:tblGrid>
+      <w:tr>
+        <w:trPr>
+          <w:tblHeader/>
+        </w:trPr>
+        <w:tc>
+          <w:tcPr>
+            <w:tcW w:w="3120" w:type="dxa"/>
+            <w:shd w:val="clear" w:color="auto" w:fill="F2F2F2"/>
+          </w:tcPr>
+          <w:p>
+            <w:pPr/>
+            <w:r>
+              <w:t xml:space="preserve">기존</w:t>
+            </w:r>
+          </w:p>
+        </w:tc>
+        <w:tc>
+          <w:tcPr>
+            <w:tcW w:w="3120" w:type="dxa"/>
+            <w:shd w:val="clear" w:color="auto" w:fill="F2F2F2"/>
+          </w:tcPr>
+          <w:p>
+            <w:pPr/>
+            <w:r>
+              <w:t xml:space="preserve">한계</w:t>
+            </w:r>
+          </w:p>
+        </w:tc>
+        <w:tc>
+          <w:tcPr>
+            <w:tcW w:w="3120" w:type="dxa"/>
+            <w:shd w:val="clear" w:color="auto" w:fill="F2F2F2"/>
+          </w:tcPr>
+          <w:p>
+            <w:pPr/>
+            <w:r>
+              <w:t xml:space="preserve">우리</w:t>
+            </w:r>
+          </w:p>
+        </w:tc>
+      </w:tr>
+      <w:tr>
+        <w:tc>
+          <w:tcPr>
+            <w:tcW w:w="3120" w:type="dxa"/>
+          </w:tcPr>
+          <w:p>
+            <w:pPr/>
+            <w:r>
+              <w:t xml:space="preserve">대부분의 강화학습 탐사</w:t>
+            </w:r>
+          </w:p>
+        </w:tc>
+        <w:tc>
+          <w:tcPr>
+            <w:tcW w:w="3120" w:type="dxa"/>
+          </w:tcPr>
+          <w:p>
+            <w:pPr/>
+            <w:r>
+              <w:t xml:space="preserve">회전은 공짜 (점 로봇)</w:t>
+            </w:r>
+          </w:p>
+        </w:tc>
+        <w:tc>
+          <w:tcPr>
+            <w:tcW w:w="3120" w:type="dxa"/>
+          </w:tcPr>
+          <w:p>
+            <w:pPr/>
+            <w:r>
+              <w:t xml:space="preserve">멈춤·회전·보행 시간을 보상과 입력에 반영</w:t>
+            </w:r>
+          </w:p>
+        </w:tc>
+      </w:tr>
+      <w:tr>
+        <w:tc>
+          <w:tcPr>
+            <w:tcW w:w="3120" w:type="dxa"/>
+          </w:tcPr>
+          <w:p>
+            <w:pPr/>
+            <w:r>
+              <w:t xml:space="preserve">GRATE (2025)</w:t>
+            </w:r>
+          </w:p>
+        </w:tc>
+        <w:tc>
+          <w:tcPr>
+            <w:tcW w:w="3120" w:type="dxa"/>
+          </w:tcPr>
+          <w:p>
+            <w:pPr/>
+            <w:r>
+              <w:t xml:space="preserve">학습 후 보정</w:t>
+            </w:r>
+          </w:p>
+        </w:tc>
+        <w:tc>
+          <w:tcPr>
+            <w:tcW w:w="3120" w:type="dxa"/>
+          </w:tcPr>
+          <w:p>
+            <w:pPr/>
+            <w:r>
+              <w:t xml:space="preserve">학습 중에 반영</w:t>
+            </w:r>
+          </w:p>
+        </w:tc>
+      </w:tr>
+      <w:tr>
+        <w:tc>
+          <w:tcPr>
+            <w:tcW w:w="3120" w:type="dxa"/>
+          </w:tcPr>
+          <w:p>
+            <w:pPr/>
+            <w:r>
+              <w:t xml:space="preserve">RAEM (2026, Go2)</w:t>
+            </w:r>
+          </w:p>
+        </w:tc>
+        <w:tc>
+          <w:tcPr>
+            <w:tcW w:w="3120" w:type="dxa"/>
+          </w:tcPr>
+          <w:p>
+            <w:pPr/>
+            <w:r>
+              <w:t xml:space="preserve">규칙 기반</w:t>
+            </w:r>
+          </w:p>
+        </w:tc>
+        <w:tc>
+          <w:tcPr>
+            <w:tcW w:w="3120" w:type="dxa"/>
+          </w:tcPr>
+          <w:p>
+            <w:pPr/>
+            <w:r>
+              <w:t xml:space="preserve">학습 기반</w:t>
+            </w:r>
+          </w:p>
+        </w:tc>
+      </w:tr>
+    </w:tbl>
+    <w:p>
+      <w:pPr/>
+      <w:r>
+        <w:rPr>
+          <w:b/>
+        </w:rPr>
+        <w:t xml:space="preserve">BIM으로 계산한 최적 스캔 계획을 탐사 정책의 학습 목표로 쓰는 연구는 이번 조사에서 찾지 못했다.</w:t>
+      </w:r>
+    </w:p>
+    <w:p>
+      <w:pPr>
+        <w:pStyle w:val="ListParagraph"/>
+        <w:numPr>
+          <w:ilvl w:val="0"/>
+          <w:numId w:val="3"/>
+        </w:numPr>
+      </w:pPr>
+      <w:r>
+        <w:t xml:space="preserve">차이점이 아닌 것: 2.5D 환경(빠른 학습을 위한 수단), 강화학습과 ARiADNE 구조(그대로 사용), 정답으로 계산한 최적 경로를 따라 배우는 아이디어(HEADER). 우리 기여는 그 정답을 BIM으로, 목표를 건설 3D 스캔으로, 비용을 4족 이동 시간으로 바꾼 것이다.</w:t>
+      </w:r>
+    </w:p>
+    <w:p>
+      <w:pPr>
+        <w:pStyle w:val="ListParagraph"/>
+        <w:numPr>
+          <w:ilvl w:val="0"/>
+          <w:numId w:val="3"/>
+        </w:numPr>
+      </w:pPr>
+      <w:r>
+        <w:t xml:space="preserve">아직 증명 전인 것: BIM 없이 BIM 계획에 가까운 성능, BIM과 다른 현장에서 BIM 계획보다 강건함 (4단계에서 확인).</w:t>
+      </w:r>
+    </w:p>
+    <w:p>
+      <w:pPr>
+        <w:pStyle w:val="Heading2"/>
+      </w:pPr>
+      <w:r>
+        <w:t xml:space="preserve">핵심 아이디어: BIM 기반 최적 계획을 따라 배우는 탐사 정책</w:t>
+      </w:r>
+    </w:p>
+    <w:p>
+      <w:pPr/>
+      <w:r>
+        <w:t xml:space="preserve">학습 때는 BIM으로 </w:t>
+      </w:r>
+      <w:r>
+        <w:rPr>
+          <w:b/>
+        </w:rPr>
+        <w:t xml:space="preserve">최적 스캔 경로</w:t>
+      </w:r>
+      <w:r>
+        <w:t xml:space="preserve">를 계산하고, </w:t>
+      </w:r>
+      <w:r>
+        <w:rPr>
+          <w:b/>
+        </w:rPr>
+        <w:t xml:space="preserve">탐사 정책</w:t>
+      </w:r>
+      <w:r>
+        <w:t xml:space="preserve">은 라이다로 본 것만 보고 그 경로를 따라 가도록 배운다.</w:t>
+      </w:r>
+    </w:p>
+    <w:tbl>
+      <w:tblPr>
+        <w:tblStyle w:val="TableGrid"/>
+        <w:tblW w:w="0" w:type="auto"/>
+        <w:tblLayout w:type="fixed"/>
+        <w:tblLook w:val="04A0" w:firstRow="1" w:lastRow="0" w:firstColumn="0" w:lastColumn="0" w:noHBand="0" w:noVBand="1"/>
+      </w:tblPr>
+      <w:tblGrid>
+        <w:gridCol w:w="3120"/>
+        <w:gridCol w:w="3120"/>
+        <w:gridCol w:w="3120"/>
+      </w:tblGrid>
+      <w:tr>
+        <w:trPr>
+          <w:tblHeader/>
+        </w:trPr>
+        <w:tc>
+          <w:tcPr>
+            <w:tcW w:w="3120" w:type="dxa"/>
+            <w:shd w:val="clear" w:color="auto" w:fill="F2F2F2"/>
+          </w:tcPr>
+          <w:p>
+            <w:pPr/>
+          </w:p>
+        </w:tc>
+        <w:tc>
+          <w:tcPr>
+            <w:tcW w:w="3120" w:type="dxa"/>
+            <w:shd w:val="clear" w:color="auto" w:fill="F2F2F2"/>
+          </w:tcPr>
+          <w:p>
+            <w:pPr/>
+            <w:r>
               <w:t xml:space="preserve">BIM 기반 최적 계획</w:t>
             </w:r>
           </w:p>
@@ -364,7 +706,7 @@
           <w:p>
             <w:pPr/>
             <w:r>
-              <w:t xml:space="preserve">건물 전체 BIM</w:t>
+              <w:t xml:space="preserve">2.5D 맵 전체 (BIM에서 만든 정답)</w:t>
             </w:r>
           </w:p>
         </w:tc>
@@ -475,6 +817,171 @@
         <w:t xml:space="preserve">로 둔다.</w:t>
       </w:r>
     </w:p>
+    <w:p>
+      <w:pPr/>
+      <w:r>
+        <w:t xml:space="preserve">BIM 파일을 학습에 직접 넣지 않는다. BIM에서 만든 2.5D 맵이 학습의 정답 역할을 한다.</w:t>
+      </w:r>
+    </w:p>
+    <w:tbl>
+      <w:tblPr>
+        <w:tblStyle w:val="TableGrid"/>
+        <w:tblW w:w="0" w:type="auto"/>
+        <w:tblLayout w:type="fixed"/>
+        <w:tblLook w:val="04A0" w:firstRow="1" w:lastRow="0" w:firstColumn="0" w:lastColumn="0" w:noHBand="0" w:noVBand="1"/>
+      </w:tblPr>
+      <w:tblGrid>
+        <w:gridCol w:w="3120"/>
+        <w:gridCol w:w="3120"/>
+        <w:gridCol w:w="3120"/>
+      </w:tblGrid>
+      <w:tr>
+        <w:trPr>
+          <w:tblHeader/>
+        </w:trPr>
+        <w:tc>
+          <w:tcPr>
+            <w:tcW w:w="3120" w:type="dxa"/>
+            <w:shd w:val="clear" w:color="auto" w:fill="F2F2F2"/>
+          </w:tcPr>
+          <w:p>
+            <w:pPr/>
+            <w:r>
+              <w:t xml:space="preserve">단계</w:t>
+            </w:r>
+          </w:p>
+        </w:tc>
+        <w:tc>
+          <w:tcPr>
+            <w:tcW w:w="3120" w:type="dxa"/>
+            <w:shd w:val="clear" w:color="auto" w:fill="F2F2F2"/>
+          </w:tcPr>
+          <w:p>
+            <w:pPr/>
+            <w:r>
+              <w:t xml:space="preserve">BIM의 모습</w:t>
+            </w:r>
+          </w:p>
+        </w:tc>
+        <w:tc>
+          <w:tcPr>
+            <w:tcW w:w="3120" w:type="dxa"/>
+            <w:shd w:val="clear" w:color="auto" w:fill="F2F2F2"/>
+          </w:tcPr>
+          <w:p>
+            <w:pPr/>
+            <w:r>
+              <w:t xml:space="preserve">용도</w:t>
+            </w:r>
+          </w:p>
+        </w:tc>
+      </w:tr>
+      <w:tr>
+        <w:tc>
+          <w:tcPr>
+            <w:tcW w:w="3120" w:type="dxa"/>
+          </w:tcPr>
+          <w:p>
+            <w:pPr/>
+            <w:r>
+              <w:t xml:space="preserve">2 학습</w:t>
+            </w:r>
+          </w:p>
+        </w:tc>
+        <w:tc>
+          <w:tcPr>
+            <w:tcW w:w="3120" w:type="dxa"/>
+          </w:tcPr>
+          <w:p>
+            <w:pPr/>
+            <w:r>
+              <w:t xml:space="preserve">2.5D 맵으로 변환된 형태</w:t>
+            </w:r>
+          </w:p>
+        </w:tc>
+        <w:tc>
+          <w:tcPr>
+            <w:tcW w:w="3120" w:type="dxa"/>
+          </w:tcPr>
+          <w:p>
+            <w:pPr/>
+            <w:r>
+              <w:t xml:space="preserve">최적 계획 계산 + 학습</w:t>
+            </w:r>
+          </w:p>
+        </w:tc>
+      </w:tr>
+      <w:tr>
+        <w:tc>
+          <w:tcPr>
+            <w:tcW w:w="3120" w:type="dxa"/>
+          </w:tcPr>
+          <w:p>
+            <w:pPr/>
+            <w:r>
+              <w:t xml:space="preserve">3~5 시험</w:t>
+            </w:r>
+          </w:p>
+        </w:tc>
+        <w:tc>
+          <w:tcPr>
+            <w:tcW w:w="3120" w:type="dxa"/>
+          </w:tcPr>
+          <w:p>
+            <w:pPr/>
+            <w:r>
+              <w:t xml:space="preserve">Isaac Sim 3D 장면 (백양누리)</w:t>
+            </w:r>
+          </w:p>
+        </w:tc>
+        <w:tc>
+          <w:tcPr>
+            <w:tcW w:w="3120" w:type="dxa"/>
+          </w:tcPr>
+          <w:p>
+            <w:pPr/>
+            <w:r>
+              <w:t xml:space="preserve">시험장 + 상한선 계산</w:t>
+            </w:r>
+          </w:p>
+        </w:tc>
+      </w:tr>
+      <w:tr>
+        <w:tc>
+          <w:tcPr>
+            <w:tcW w:w="3120" w:type="dxa"/>
+          </w:tcPr>
+          <w:p>
+            <w:pPr/>
+            <w:r>
+              <w:t xml:space="preserve">6 실증</w:t>
+            </w:r>
+          </w:p>
+        </w:tc>
+        <w:tc>
+          <w:tcPr>
+            <w:tcW w:w="3120" w:type="dxa"/>
+          </w:tcPr>
+          <w:p>
+            <w:pPr/>
+            <w:r>
+              <w:t xml:space="preserve">사용 안 함</w:t>
+            </w:r>
+          </w:p>
+        </w:tc>
+        <w:tc>
+          <w:tcPr>
+            <w:tcW w:w="3120" w:type="dxa"/>
+          </w:tcPr>
+          <w:p>
+            <w:pPr/>
+            <w:r>
+              <w:t xml:space="preserve">로봇은 라이다만</w:t>
+            </w:r>
+          </w:p>
+        </w:tc>
+      </w:tr>
+    </w:tbl>
     <w:p>
       <w:pPr>
         <w:pStyle w:val="Heading2"/>
@@ -736,49 +1243,11 @@
         <w:pStyle w:val="ListParagraph"/>
         <w:numPr>
           <w:ilvl w:val="0"/>
-          <w:numId w:val="3"/>
+          <w:numId w:val="4"/>
         </w:numPr>
       </w:pPr>
       <w:r>
         <w:t xml:space="preserve">BIM에서 한 층을 잘라 벽·기둥·설비를 격자에 투영하고, 요소 높이와 천장 높이를 넣는다.</w:t>
-      </w:r>
-    </w:p>
-    <w:p>
-      <w:pPr>
-        <w:pStyle w:val="ListParagraph"/>
-        <w:numPr>
-          <w:ilvl w:val="0"/>
-          <w:numId w:val="3"/>
-        </w:numPr>
-      </w:pPr>
-      <w:r>
-        <w:t xml:space="preserve">문은 열린 것으로 처리하고, 가구·자재를 무작위로 더해 맵 수를 늘린다.</w:t>
-      </w:r>
-    </w:p>
-    <w:p>
-      <w:pPr>
-        <w:pStyle w:val="ListParagraph"/>
-        <w:numPr>
-          <w:ilvl w:val="0"/>
-          <w:numId w:val="3"/>
-        </w:numPr>
-      </w:pPr>
-      <w:r>
-        <w:t xml:space="preserve">한계: 다층·계단·랙 선반 사이는 표현하지 못해 층 단위로 다룬다.</w:t>
-      </w:r>
-    </w:p>
-    <w:p>
-      <w:pPr>
-        <w:pStyle w:val="Heading3"/>
-      </w:pPr>
-      <w:r>
-        <w:t xml:space="preserve">2. 탐사 정책 학습 (2.5D)</w:t>
-      </w:r>
-    </w:p>
-    <w:p>
-      <w:pPr/>
-      <w:r>
-        <w:t xml:space="preserve">맵마다 BIM으로 최적 스캔 경로를 계산하고, 탐사 정책이 라이다로 본 것만으로 그 경로를 따라 가도록 학습한다.</w:t>
       </w:r>
     </w:p>
     <w:p>
@@ -790,7 +1259,7 @@
         </w:numPr>
       </w:pPr>
       <w:r>
-        <w:t xml:space="preserve">최적 경로 계산: 후보 노드 → 벽·천장을 다 덮는 최소 노드 선택 → 회전 포함 이동 시간이 가장 짧은 순서(TSP)</w:t>
+        <w:t xml:space="preserve">문은 열린 것으로 처리하고, 가구·자재를 무작위로 더해 맵 수를 늘린다.</w:t>
       </w:r>
     </w:p>
     <w:p>
@@ -802,7 +1271,21 @@
         </w:numPr>
       </w:pPr>
       <w:r>
-        <w:t xml:space="preserve">보상: 정책의 선택이 최적 경로의 다음 지점에 가까울수록 높음 (HEADER 방식)</w:t>
+        <w:t xml:space="preserve">한계: 다층·계단·랙 선반 사이는 표현하지 못해 층 단위로 다룬다.</w:t>
+      </w:r>
+    </w:p>
+    <w:p>
+      <w:pPr>
+        <w:pStyle w:val="Heading3"/>
+      </w:pPr>
+      <w:r>
+        <w:t xml:space="preserve">2. 탐사 정책 학습 (2.5D)</w:t>
+      </w:r>
+    </w:p>
+    <w:p>
+      <w:pPr/>
+      <w:r>
+        <w:t xml:space="preserve">맵마다 BIM으로 최적 스캔 경로를 계산하고, 탐사 정책이 라이다로 본 것만으로 그 경로를 따라 가도록 학습한다.</w:t>
       </w:r>
     </w:p>
     <w:p>
@@ -810,7 +1293,31 @@
         <w:pStyle w:val="ListParagraph"/>
         <w:numPr>
           <w:ilvl w:val="0"/>
-          <w:numId w:val="4"/>
+          <w:numId w:val="5"/>
+        </w:numPr>
+      </w:pPr>
+      <w:r>
+        <w:t xml:space="preserve">최적 경로 계산: 후보 노드 → 벽·천장을 다 덮는 최소 노드 선택 → 회전 포함 이동 시간이 가장 짧은 순서(TSP)</w:t>
+      </w:r>
+    </w:p>
+    <w:p>
+      <w:pPr>
+        <w:pStyle w:val="ListParagraph"/>
+        <w:numPr>
+          <w:ilvl w:val="0"/>
+          <w:numId w:val="5"/>
+        </w:numPr>
+      </w:pPr>
+      <w:r>
+        <w:t xml:space="preserve">보상: 정책의 선택이 최적 경로의 다음 지점에 가까울수록 높음 (HEADER 방식)</w:t>
+      </w:r>
+    </w:p>
+    <w:p>
+      <w:pPr>
+        <w:pStyle w:val="ListParagraph"/>
+        <w:numPr>
+          <w:ilvl w:val="0"/>
+          <w:numId w:val="5"/>
         </w:numPr>
       </w:pPr>
       <w:r>
@@ -1004,7 +1511,7 @@
         <w:pStyle w:val="ListParagraph"/>
         <w:numPr>
           <w:ilvl w:val="0"/>
-          <w:numId w:val="5"/>
+          <w:numId w:val="6"/>
         </w:numPr>
       </w:pPr>
       <w:r>
@@ -1016,7 +1523,7 @@
         <w:pStyle w:val="ListParagraph"/>
         <w:numPr>
           <w:ilvl w:val="0"/>
-          <w:numId w:val="5"/>
+          <w:numId w:val="6"/>
         </w:numPr>
       </w:pPr>
       <w:r>
@@ -1028,7 +1535,7 @@
         <w:pStyle w:val="ListParagraph"/>
         <w:numPr>
           <w:ilvl w:val="0"/>
-          <w:numId w:val="5"/>
+          <w:numId w:val="6"/>
         </w:numPr>
       </w:pPr>
       <w:r>
@@ -1167,61 +1674,11 @@
         <w:pStyle w:val="ListParagraph"/>
         <w:numPr>
           <w:ilvl w:val="0"/>
-          <w:numId w:val="6"/>
+          <w:numId w:val="7"/>
         </w:numPr>
       </w:pPr>
       <w:r>
         <w:t xml:space="preserve">조건 ① BIM 그대로: 상한선에 얼마나 가까운가</w:t>
-      </w:r>
-    </w:p>
-    <w:p>
-      <w:pPr>
-        <w:pStyle w:val="ListParagraph"/>
-        <w:numPr>
-          <w:ilvl w:val="0"/>
-          <w:numId w:val="6"/>
-        </w:numPr>
-      </w:pPr>
-      <w:r>
-        <w:t xml:space="preserve">조건 ② BIM에 없는 장애물 추가: BIM 기반 계획보다 나은가</w:t>
-      </w:r>
-    </w:p>
-    <w:p>
-      <w:pPr>
-        <w:pStyle w:val="ListParagraph"/>
-        <w:numPr>
-          <w:ilvl w:val="0"/>
-          <w:numId w:val="6"/>
-        </w:numPr>
-      </w:pPr>
-      <w:r>
-        <w:t xml:space="preserve">지표: 3D 90% 도달 시간, BIM 계획 대비 격차, 최종 3D 커버리지, 회전 시간, 완료율</w:t>
-      </w:r>
-    </w:p>
-    <w:p>
-      <w:pPr>
-        <w:pStyle w:val="ListParagraph"/>
-        <w:numPr>
-          <w:ilvl w:val="0"/>
-          <w:numId w:val="6"/>
-        </w:numPr>
-      </w:pPr>
-      <w:r>
-        <w:t xml:space="preserve">결과물: 시간–커버리지 곡선, 결과표, 3D 지도 뷰어, 탐사 영상</w:t>
-      </w:r>
-    </w:p>
-    <w:p>
-      <w:pPr>
-        <w:pStyle w:val="Heading3"/>
-      </w:pPr>
-      <w:r>
-        <w:t xml:space="preserve">5. 다른 환경에서 일반화 확인</w:t>
-      </w:r>
-    </w:p>
-    <w:p>
-      <w:pPr/>
-      <w:r>
-        <w:t xml:space="preserve">백양누리 하나로는 부족하므로, 같은 비교를 성격이 다른 공간에서 반복한다.</w:t>
       </w:r>
     </w:p>
     <w:p>
@@ -1233,7 +1690,7 @@
         </w:numPr>
       </w:pPr>
       <w:r>
-        <w:t xml:space="preserve">환경: 학습에 안 쓴 2.5D 맵 60장, NVIDIA 창고, 사무실 등 기본 환경, 공개 IFC 건물, 건설현장 디지털트윈(RESMOS, 확인 필요)</w:t>
+        <w:t xml:space="preserve">조건 ② BIM에 없는 장애물 추가: BIM 기반 계획보다 나은가</w:t>
       </w:r>
     </w:p>
     <w:p>
@@ -1245,7 +1702,19 @@
         </w:numPr>
       </w:pPr>
       <w:r>
-        <w:t xml:space="preserve">성공 판정: 모든 환경에서 순위가 같으면 성공. 지는 환경은 원인을 분석해 한계로 보고한다.</w:t>
+        <w:t xml:space="preserve">지표: 3D 90% 도달 시간, BIM 계획 대비 격차, 최종 3D 커버리지, 회전 시간, 완료율</w:t>
+      </w:r>
+    </w:p>
+    <w:p>
+      <w:pPr>
+        <w:pStyle w:val="ListParagraph"/>
+        <w:numPr>
+          <w:ilvl w:val="0"/>
+          <w:numId w:val="7"/>
+        </w:numPr>
+      </w:pPr>
+      <w:r>
+        <w:t xml:space="preserve">결과물: 시간–커버리지 곡선, 결과표, 3D 지도 뷰어, 탐사 영상</w:t>
       </w:r>
     </w:p>
     <w:p>
@@ -1253,13 +1722,13 @@
         <w:pStyle w:val="Heading3"/>
       </w:pPr>
       <w:r>
-        <w:t xml:space="preserve">6. 실제 백양누리에서 실증 (PRAXIS)</w:t>
+        <w:t xml:space="preserve">5. 다른 환경에서 일반화 확인</w:t>
       </w:r>
     </w:p>
     <w:p>
       <w:pPr/>
       <w:r>
-        <w:t xml:space="preserve">실제 Go2 + VLP-16(15°) + Jetson으로 같은 구역을 BIM 없이 탐사한다.</w:t>
+        <w:t xml:space="preserve">백양누리 하나로는 부족하므로, 같은 비교를 성격이 다른 공간에서 반복한다.</w:t>
       </w:r>
     </w:p>
     <w:p>
@@ -1271,7 +1740,7 @@
         </w:numPr>
       </w:pPr>
       <w:r>
-        <w:t xml:space="preserve">정답: 연구실 TLS로 먼저 스캔</w:t>
+        <w:t xml:space="preserve">환경: 학습에 안 쓴 2.5D 맵 60장, NVIDIA 창고, 사무실 등 기본 환경, 공개 IFC 건물, 건설현장 디지털트윈(RESMOS, 확인 필요)</w:t>
       </w:r>
     </w:p>
     <w:p>
@@ -1283,7 +1752,21 @@
         </w:numPr>
       </w:pPr>
       <w:r>
-        <w:t xml:space="preserve">비교: TLS 대비 커버리지·오차, 4단계 시뮬레이션 결과와 비교(sim-to-real)</w:t>
+        <w:t xml:space="preserve">성공 판정: 모든 환경에서 순위가 같으면 성공. 지는 환경은 원인을 분석해 한계로 보고한다.</w:t>
+      </w:r>
+    </w:p>
+    <w:p>
+      <w:pPr>
+        <w:pStyle w:val="Heading3"/>
+      </w:pPr>
+      <w:r>
+        <w:t xml:space="preserve">6. 실제 백양누리에서 실증 (PRAXIS)</w:t>
+      </w:r>
+    </w:p>
+    <w:p>
+      <w:pPr/>
+      <w:r>
+        <w:t xml:space="preserve">실제 Go2 + VLP-16(15°) + Jetson으로 같은 구역을 BIM 없이 탐사한다.</w:t>
       </w:r>
     </w:p>
     <w:p>
@@ -1291,7 +1774,31 @@
         <w:pStyle w:val="ListParagraph"/>
         <w:numPr>
           <w:ilvl w:val="0"/>
-          <w:numId w:val="8"/>
+          <w:numId w:val="9"/>
+        </w:numPr>
+      </w:pPr>
+      <w:r>
+        <w:t xml:space="preserve">정답: 연구실 TLS로 먼저 스캔</w:t>
+      </w:r>
+    </w:p>
+    <w:p>
+      <w:pPr>
+        <w:pStyle w:val="ListParagraph"/>
+        <w:numPr>
+          <w:ilvl w:val="0"/>
+          <w:numId w:val="9"/>
+        </w:numPr>
+      </w:pPr>
+      <w:r>
+        <w:t xml:space="preserve">비교: TLS 대비 커버리지·오차, 4단계 시뮬레이션 결과와 비교(sim-to-real)</w:t>
+      </w:r>
+    </w:p>
+    <w:p>
+      <w:pPr>
+        <w:pStyle w:val="ListParagraph"/>
+        <w:numPr>
+          <w:ilvl w:val="0"/>
+          <w:numId w:val="9"/>
         </w:numPr>
       </w:pPr>
       <w:r>
@@ -2247,67 +2754,11 @@
         <w:pStyle w:val="ListParagraph"/>
         <w:numPr>
           <w:ilvl w:val="0"/>
-          <w:numId w:val="9"/>
+          <w:numId w:val="10"/>
         </w:numPr>
       </w:pPr>
       <w:r>
         <w:t xml:space="preserve">☐ 연구실에 확인: 백양누리 BIM, TLS 정답 데이터, BIM 스캔 계획 코드</w:t>
-      </w:r>
-    </w:p>
-    <w:p>
-      <w:pPr>
-        <w:pStyle w:val="ListParagraph"/>
-        <w:numPr>
-          <w:ilvl w:val="0"/>
-          <w:numId w:val="9"/>
-        </w:numPr>
-      </w:pPr>
-      <w:r>
-        <w:t xml:space="preserve">☐ 백양누리 BIM(IFC) → Isaac Sim 변환 시험</w:t>
-      </w:r>
-    </w:p>
-    <w:p>
-      <w:pPr>
-        <w:pStyle w:val="ListParagraph"/>
-        <w:numPr>
-          <w:ilvl w:val="0"/>
-          <w:numId w:val="9"/>
-        </w:numPr>
-      </w:pPr>
-      <w:r>
-        <w:t xml:space="preserve">☐ BIM 기반 최적 계획 구현 (후보 생성 → 3D 커버리지 선택 → 회전 포함 시간 순서)</w:t>
-      </w:r>
-    </w:p>
-    <w:p>
-      <w:pPr>
-        <w:pStyle w:val="ListParagraph"/>
-        <w:numPr>
-          <w:ilvl w:val="0"/>
-          <w:numId w:val="9"/>
-        </w:numPr>
-      </w:pPr>
-      <w:r>
-        <w:t xml:space="preserve">☐ 베이스라인(frontier) 측정 후 목표 수치 확정</w:t>
-      </w:r>
-    </w:p>
-    <w:p>
-      <w:pPr>
-        <w:pStyle w:val="ListParagraph"/>
-        <w:numPr>
-          <w:ilvl w:val="0"/>
-          <w:numId w:val="9"/>
-        </w:numPr>
-      </w:pPr>
-      <w:r>
-        <w:t xml:space="preserve">☐ 교수님께 목표 제안 및 피드백</w:t>
-      </w:r>
-    </w:p>
-    <w:p>
-      <w:pPr>
-        <w:pStyle w:val="Heading2"/>
-      </w:pPr>
-      <w:r>
-        <w:t xml:space="preserve">참고 문헌</w:t>
       </w:r>
     </w:p>
     <w:p>
@@ -2316,6 +2767,62 @@
         <w:numPr>
           <w:ilvl w:val="0"/>
           <w:numId w:val="10"/>
+        </w:numPr>
+      </w:pPr>
+      <w:r>
+        <w:t xml:space="preserve">☐ 백양누리 BIM(IFC) → Isaac Sim 변환 시험</w:t>
+      </w:r>
+    </w:p>
+    <w:p>
+      <w:pPr>
+        <w:pStyle w:val="ListParagraph"/>
+        <w:numPr>
+          <w:ilvl w:val="0"/>
+          <w:numId w:val="10"/>
+        </w:numPr>
+      </w:pPr>
+      <w:r>
+        <w:t xml:space="preserve">☐ BIM 기반 최적 계획 구현 (후보 생성 → 3D 커버리지 선택 → 회전 포함 시간 순서)</w:t>
+      </w:r>
+    </w:p>
+    <w:p>
+      <w:pPr>
+        <w:pStyle w:val="ListParagraph"/>
+        <w:numPr>
+          <w:ilvl w:val="0"/>
+          <w:numId w:val="10"/>
+        </w:numPr>
+      </w:pPr>
+      <w:r>
+        <w:t xml:space="preserve">☐ 베이스라인(frontier) 측정 후 목표 수치 확정</w:t>
+      </w:r>
+    </w:p>
+    <w:p>
+      <w:pPr>
+        <w:pStyle w:val="ListParagraph"/>
+        <w:numPr>
+          <w:ilvl w:val="0"/>
+          <w:numId w:val="10"/>
+        </w:numPr>
+      </w:pPr>
+      <w:r>
+        <w:t xml:space="preserve">☐ 교수님께 목표 제안 및 피드백</w:t>
+      </w:r>
+    </w:p>
+    <w:p>
+      <w:pPr>
+        <w:pStyle w:val="Heading2"/>
+      </w:pPr>
+      <w:r>
+        <w:t xml:space="preserve">참고 문헌</w:t>
+      </w:r>
+    </w:p>
+    <w:p>
+      <w:pPr>
+        <w:pStyle w:val="ListParagraph"/>
+        <w:numPr>
+          <w:ilvl w:val="0"/>
+          <w:numId w:val="11"/>
         </w:numPr>
       </w:pPr>
       <w:hyperlink r:id="rId7" w:history="1">
@@ -2332,7 +2839,7 @@
         <w:pStyle w:val="ListParagraph"/>
         <w:numPr>
           <w:ilvl w:val="0"/>
-          <w:numId w:val="10"/>
+          <w:numId w:val="11"/>
         </w:numPr>
       </w:pPr>
       <w:hyperlink r:id="rId8" w:history="1">
@@ -2349,7 +2856,7 @@
         <w:pStyle w:val="ListParagraph"/>
         <w:numPr>
           <w:ilvl w:val="0"/>
-          <w:numId w:val="10"/>
+          <w:numId w:val="11"/>
         </w:numPr>
       </w:pPr>
       <w:hyperlink r:id="rId9" w:history="1">
@@ -2366,7 +2873,7 @@
         <w:pStyle w:val="ListParagraph"/>
         <w:numPr>
           <w:ilvl w:val="0"/>
-          <w:numId w:val="10"/>
+          <w:numId w:val="11"/>
         </w:numPr>
       </w:pPr>
       <w:hyperlink r:id="rId10" w:history="1">
@@ -2383,7 +2890,7 @@
         <w:pStyle w:val="ListParagraph"/>
         <w:numPr>
           <w:ilvl w:val="0"/>
-          <w:numId w:val="10"/>
+          <w:numId w:val="11"/>
         </w:numPr>
       </w:pPr>
       <w:hyperlink r:id="rId11" w:history="1">
@@ -2400,7 +2907,7 @@
         <w:pStyle w:val="ListParagraph"/>
         <w:numPr>
           <w:ilvl w:val="0"/>
-          <w:numId w:val="10"/>
+          <w:numId w:val="11"/>
         </w:numPr>
       </w:pPr>
       <w:hyperlink r:id="rId12" w:history="1">
@@ -2417,7 +2924,7 @@
         <w:pStyle w:val="ListParagraph"/>
         <w:numPr>
           <w:ilvl w:val="0"/>
-          <w:numId w:val="10"/>
+          <w:numId w:val="11"/>
         </w:numPr>
       </w:pPr>
       <w:hyperlink r:id="rId13" w:history="1">
@@ -2617,13 +3124,13 @@
     <w:abstractNumId w:val="0"/>
   </w:num>
   <w:num w:numId="4">
+    <w:abstractNumId w:val="0"/>
+  </w:num>
+  <w:num w:numId="5">
     <w:abstractNumId w:val="1"/>
     <w:lvlOverride w:ilvl="0">
       <w:startOverride w:val="1"/>
     </w:lvlOverride>
-  </w:num>
-  <w:num w:numId="5">
-    <w:abstractNumId w:val="0"/>
   </w:num>
   <w:num w:numId="6">
     <w:abstractNumId w:val="0"/>
@@ -2638,6 +3145,9 @@
     <w:abstractNumId w:val="0"/>
   </w:num>
   <w:num w:numId="10">
+    <w:abstractNumId w:val="0"/>
+  </w:num>
+  <w:num w:numId="11">
     <w:abstractNumId w:val="0"/>
   </w:num>
 </w:numbering>

--- a/docs/3DOG_연구목표_정리.docx
+++ b/docs/3DOG_연구목표_정리.docx
@@ -7,7 +7,7 @@
         <w:pStyle w:val="Heading1"/>
       </w:pPr>
       <w:r>
-        <w:t xml:space="preserve">3DOG 연구 목표 정리</w:t>
+        <w:t xml:space="preserve">3DOG 연구 목표 정리: 도면 없는 자율 3D 스캔</w:t>
       </w:r>
     </w:p>
     <w:p>
@@ -27,7 +27,15 @@
         <w:pStyle w:val="Heading2"/>
       </w:pPr>
       <w:r>
-        <w:t xml:space="preserve">한 줄 목표</w:t>
+        <w:t xml:space="preserve">한눈에: 최종 목표 → 기존 연구 → 우리 차이</w:t>
+      </w:r>
+    </w:p>
+    <w:p>
+      <w:pPr>
+        <w:pStyle w:val="Heading3"/>
+      </w:pPr>
+      <w:r>
+        <w:t xml:space="preserve">최종 목표</w:t>
       </w:r>
     </w:p>
     <w:p>
@@ -36,44 +44,13 @@
         <w:rPr>
           <w:b/>
         </w:rPr>
-        <w:t xml:space="preserve">BIM으로 배우고, BIM 없이 스캔한다.</w:t>
+        <w:t xml:space="preserve">도면(BIM) 없이, 4족 로봇이 처음 보는 건물을 혼자 3D 스캔한다. 효율은 BIM 기반 계획 수준으로.</w:t>
       </w:r>
     </w:p>
     <w:p>
       <w:pPr/>
       <w:r>
-        <w:t xml:space="preserve">BIM을 2.5D 학습 맵으로 바꿔 그 위에서 최적 스캔 계획을 계산하고, 탐사 정책이 그 계획을 따라 배우게 해서, 현장에서는 BIM 없이 4족보행 로봇(Go2)이 3D 스캔을 하게 만든다.</w:t>
-      </w:r>
-    </w:p>
-    <w:p>
-      <w:pPr>
-        <w:pStyle w:val="Quote"/>
-      </w:pPr>
-      <w:r>
-        <w:t xml:space="preserve">"연구실의 BIM 기반 스캔 계획은 BIM이 있어야 쓸 수 있습니다. 그 계획법이 내는 최적 경로를 따라 배우도록 학습시켜서, BIM이 없는 현장에서도 비슷한 효율로 스캔하는 로봇을 만들겠습니다."</w:t>
-      </w:r>
-    </w:p>
-    <w:p>
-      <w:pPr>
-        <w:pStyle w:val="Heading2"/>
-      </w:pPr>
-      <w:r>
-        <w:t xml:space="preserve">배경과 기존 연구와의 차이</w:t>
-      </w:r>
-    </w:p>
-    <w:p>
-      <w:pPr/>
-      <w:r>
-        <w:t xml:space="preserve">연구실의 BIM 기반 스캔 계획(Park et al., 2023)은 숙련 측량사보다 효율적이지만, </w:t>
-      </w:r>
-      <w:r>
-        <w:rPr>
-          <w:b/>
-        </w:rPr>
-        <w:t xml:space="preserve">현장마다 그 건물의 BIM이 필요</w:t>
-      </w:r>
-      <w:r>
-        <w:t xml:space="preserve">하다.</w:t>
+        <w:t xml:space="preserve">정량 목표(백양누리 한 층, 베이스라인 측정 후 확정):</w:t>
       </w:r>
     </w:p>
     <w:p>
@@ -85,7 +62,7 @@
         </w:numPr>
       </w:pPr>
       <w:r>
-        <w:t xml:space="preserve">BIM이 없는 건물(노후 건물, 리모델링)에는 쓸 수 없다.</w:t>
+        <w:t xml:space="preserve">완성도: 3D 벽·천장 커버리지 90% 이상</w:t>
       </w:r>
     </w:p>
     <w:p>
@@ -97,13 +74,19 @@
         </w:numPr>
       </w:pPr>
       <w:r>
-        <w:t xml:space="preserve">현장이 BIM과 다르면(자재, 가설물) 계획이 어긋난다.</w:t>
-      </w:r>
-    </w:p>
-    <w:p>
-      <w:pPr/>
-      <w:r>
-        <w:t xml:space="preserve">관련 연구를 조사한 결과는 다음과 같다.</w:t>
+        <w:t xml:space="preserve">효율: BIM 기반 계획 대비 스캔 시간 차이 15% 이내</w:t>
+      </w:r>
+    </w:p>
+    <w:p>
+      <w:pPr>
+        <w:pStyle w:val="ListParagraph"/>
+        <w:numPr>
+          <w:ilvl w:val="0"/>
+          <w:numId w:val="2"/>
+        </w:numPr>
+      </w:pPr>
+      <w:r>
+        <w:t xml:space="preserve">강건성: BIM에 없는 장애물이 있어도 1, 2 유지</w:t>
       </w:r>
     </w:p>
     <w:p>
@@ -111,7 +94,7 @@
         <w:pStyle w:val="Heading3"/>
       </w:pPr>
       <w:r>
-        <w:t xml:space="preserve">① BIM을 쓰는 방식이 다르다 (핵심)</w:t>
+        <w:t xml:space="preserve">기존에는 이런 연구를 했다</w:t>
       </w:r>
     </w:p>
     <w:tbl>
@@ -138,7 +121,7 @@
           <w:p>
             <w:pPr/>
             <w:r>
-              <w:t xml:space="preserve">기존</w:t>
+              <w:t xml:space="preserve">기존 연구</w:t>
             </w:r>
           </w:p>
         </w:tc>
@@ -150,89 +133,159 @@
           <w:p>
             <w:pPr/>
             <w:r>
+              <w:t xml:space="preserve">한 일</w:t>
+            </w:r>
+          </w:p>
+        </w:tc>
+        <w:tc>
+          <w:tcPr>
+            <w:tcW w:w="3120" w:type="dxa"/>
+            <w:shd w:val="clear" w:color="auto" w:fill="F2F2F2"/>
+          </w:tcPr>
+          <w:p>
+            <w:pPr/>
+            <w:r>
               <w:t xml:space="preserve">한계</w:t>
             </w:r>
           </w:p>
         </w:tc>
-        <w:tc>
-          <w:tcPr>
-            <w:tcW w:w="3120" w:type="dxa"/>
-            <w:shd w:val="clear" w:color="auto" w:fill="F2F2F2"/>
-          </w:tcPr>
-          <w:p>
-            <w:pPr/>
-            <w:r>
-              <w:t xml:space="preserve">우리</w:t>
-            </w:r>
-          </w:p>
-        </w:tc>
-      </w:tr>
-      <w:tr>
-        <w:tc>
-          <w:tcPr>
-            <w:tcW w:w="3120" w:type="dxa"/>
-          </w:tcPr>
-          <w:p>
-            <w:pPr/>
-            <w:r>
-              <w:t xml:space="preserve">BIM 기반 스캔 계획 (Park 2023), BIM 내비게이션</w:t>
-            </w:r>
-          </w:p>
-        </w:tc>
-        <w:tc>
-          <w:tcPr>
-            <w:tcW w:w="3120" w:type="dxa"/>
-          </w:tcPr>
-          <w:p>
-            <w:pPr/>
-            <w:r>
-              <w:t xml:space="preserve">현장에서 BIM이 반드시 필요</w:t>
-            </w:r>
-          </w:p>
-        </w:tc>
-        <w:tc>
-          <w:tcPr>
-            <w:tcW w:w="3120" w:type="dxa"/>
-          </w:tcPr>
-          <w:p>
-            <w:pPr/>
-            <w:r>
-              <w:t xml:space="preserve">BIM은 2.5D 학습 맵으로 바꿔 학습에만 사용</w:t>
-            </w:r>
-          </w:p>
-        </w:tc>
-      </w:tr>
-      <w:tr>
-        <w:tc>
-          <w:tcPr>
-            <w:tcW w:w="3120" w:type="dxa"/>
-          </w:tcPr>
-          <w:p>
-            <w:pPr/>
-            <w:r>
-              <w:t xml:space="preserve">HEADER (2025): 정답 지도로 계산한 최적 경로를 따라 학습</w:t>
-            </w:r>
-          </w:p>
-        </w:tc>
-        <w:tc>
-          <w:tcPr>
-            <w:tcW w:w="3120" w:type="dxa"/>
-          </w:tcPr>
-          <w:p>
-            <w:pPr/>
-            <w:r>
-              <w:t xml:space="preserve">2D 무작위 맵, 건설과 무관</w:t>
-            </w:r>
-          </w:p>
-        </w:tc>
-        <w:tc>
-          <w:tcPr>
-            <w:tcW w:w="3120" w:type="dxa"/>
-          </w:tcPr>
-          <w:p>
-            <w:pPr/>
-            <w:r>
-              <w:t xml:space="preserve">정답 = BIM, 목표 = 건설 3D 스캔</w:t>
+      </w:tr>
+      <w:tr>
+        <w:tc>
+          <w:tcPr>
+            <w:tcW w:w="3120" w:type="dxa"/>
+          </w:tcPr>
+          <w:p>
+            <w:pPr/>
+            <w:r>
+              <w:t xml:space="preserve">BIM 기반 스캔 계획 (연구실 Park 2023)</w:t>
+            </w:r>
+          </w:p>
+        </w:tc>
+        <w:tc>
+          <w:tcPr>
+            <w:tcW w:w="3120" w:type="dxa"/>
+          </w:tcPr>
+          <w:p>
+            <w:pPr/>
+            <w:r>
+              <w:t xml:space="preserve">BIM으로 4족 로봇의 스캔 위치·순서 최적화</w:t>
+            </w:r>
+          </w:p>
+        </w:tc>
+        <w:tc>
+          <w:tcPr>
+            <w:tcW w:w="3120" w:type="dxa"/>
+          </w:tcPr>
+          <w:p>
+            <w:pPr/>
+            <w:r>
+              <w:t xml:space="preserve">현장마다 BIM이 필요</w:t>
+            </w:r>
+          </w:p>
+        </w:tc>
+      </w:tr>
+      <w:tr>
+        <w:tc>
+          <w:tcPr>
+            <w:tcW w:w="3120" w:type="dxa"/>
+          </w:tcPr>
+          <w:p>
+            <w:pPr/>
+            <w:r>
+              <w:t xml:space="preserve">강화학습 자율탐사 (ARiADNE 2024, HEADER 2025, GRATE 2025)</w:t>
+            </w:r>
+          </w:p>
+        </w:tc>
+        <w:tc>
+          <w:tcPr>
+            <w:tcW w:w="3120" w:type="dxa"/>
+          </w:tcPr>
+          <w:p>
+            <w:pPr/>
+            <w:r>
+              <w:t xml:space="preserve">도면 없이 탐사하는 정책 학습</w:t>
+            </w:r>
+          </w:p>
+        </w:tc>
+        <w:tc>
+          <w:tcPr>
+            <w:tcW w:w="3120" w:type="dxa"/>
+          </w:tcPr>
+          <w:p>
+            <w:pPr/>
+            <w:r>
+              <w:t xml:space="preserve">2D 지도만, 회전은 공짜로 가정</w:t>
+            </w:r>
+          </w:p>
+        </w:tc>
+      </w:tr>
+      <w:tr>
+        <w:tc>
+          <w:tcPr>
+            <w:tcW w:w="3120" w:type="dxa"/>
+          </w:tcPr>
+          <w:p>
+            <w:pPr/>
+            <w:r>
+              <w:t xml:space="preserve">3D 능동 매핑 (GLEAM 2025, MAGICIAN 2026)</w:t>
+            </w:r>
+          </w:p>
+        </w:tc>
+        <w:tc>
+          <w:tcPr>
+            <w:tcW w:w="3120" w:type="dxa"/>
+          </w:tcPr>
+          <w:p>
+            <w:pPr/>
+            <w:r>
+              <w:t xml:space="preserve">3D 커버리지를 높이는 시점 선택</w:t>
+            </w:r>
+          </w:p>
+        </w:tc>
+        <w:tc>
+          <w:tcPr>
+            <w:tcW w:w="3120" w:type="dxa"/>
+          </w:tcPr>
+          <w:p>
+            <w:pPr/>
+            <w:r>
+              <w:t xml:space="preserve">떠다니는 카메라 가정</w:t>
+            </w:r>
+          </w:p>
+        </w:tc>
+      </w:tr>
+      <w:tr>
+        <w:tc>
+          <w:tcPr>
+            <w:tcW w:w="3120" w:type="dxa"/>
+          </w:tcPr>
+          <w:p>
+            <w:pPr/>
+            <w:r>
+              <w:t xml:space="preserve">도면 → 맵 → 탐사 학습 (HouseExpo 2019)</w:t>
+            </w:r>
+          </w:p>
+        </w:tc>
+        <w:tc>
+          <w:tcPr>
+            <w:tcW w:w="3120" w:type="dxa"/>
+          </w:tcPr>
+          <w:p>
+            <w:pPr/>
+            <w:r>
+              <w:t xml:space="preserve">평면도 3만여 장으로 탐사 학습</w:t>
+            </w:r>
+          </w:p>
+        </w:tc>
+        <w:tc>
+          <w:tcPr>
+            <w:tcW w:w="3120" w:type="dxa"/>
+          </w:tcPr>
+          <w:p>
+            <w:pPr/>
+            <w:r>
+              <w:t xml:space="preserve">2D, 보상은 새로 본 영역</w:t>
             </w:r>
           </w:p>
         </w:tc>
@@ -243,7 +296,136 @@
         <w:pStyle w:val="Heading3"/>
       </w:pPr>
       <w:r>
-        <w:t xml:space="preserve">② 목표가 2D 지도가 아니라 3D 스캔이다</w:t>
+        <w:t xml:space="preserve">우리는 이게 다르다</w:t>
+      </w:r>
+    </w:p>
+    <w:p>
+      <w:pPr>
+        <w:pStyle w:val="ListParagraph"/>
+        <w:numPr>
+          <w:ilvl w:val="0"/>
+          <w:numId w:val="3"/>
+        </w:numPr>
+      </w:pPr>
+      <w:r>
+        <w:rPr>
+          <w:b/>
+        </w:rPr>
+        <w:t xml:space="preserve">BIM을 현장이 아니라 학습에만 쓴다.</w:t>
+      </w:r>
+      <w:r>
+        <w:t xml:space="preserve"> BIM으로 계산한 최적 스캔 계획을 탐사 정책의 학습 목표로 쓰고, 현장에서는 라이다만 쓴다.</w:t>
+      </w:r>
+    </w:p>
+    <w:p>
+      <w:pPr>
+        <w:pStyle w:val="ListParagraph"/>
+        <w:numPr>
+          <w:ilvl w:val="0"/>
+          <w:numId w:val="3"/>
+        </w:numPr>
+      </w:pPr>
+      <w:r>
+        <w:rPr>
+          <w:b/>
+        </w:rPr>
+        <w:t xml:space="preserve">2D 지도가 아니라 3D 스캔이 목표다.</w:t>
+      </w:r>
+      <w:r>
+        <w:t xml:space="preserve"> 2D 97% 완료 시 3D는 77%뿐이었다.</w:t>
+      </w:r>
+    </w:p>
+    <w:p>
+      <w:pPr>
+        <w:pStyle w:val="ListParagraph"/>
+        <w:numPr>
+          <w:ilvl w:val="0"/>
+          <w:numId w:val="3"/>
+        </w:numPr>
+      </w:pPr>
+      <w:r>
+        <w:rPr>
+          <w:b/>
+        </w:rPr>
+        <w:t xml:space="preserve">4족 로봇의 움직임을 학습에 넣었다.</w:t>
+      </w:r>
+      <w:r>
+        <w:t xml:space="preserve"> 멈춤·회전·보행 시간을 보상과 입력에 반영한다.</w:t>
+      </w:r>
+    </w:p>
+    <w:p>
+      <w:pPr/>
+      <w:r>
+        <w:t xml:space="preserve">방법: BIM을 2.5D 학습 맵으로 바꿔 최적 스캔 계획을 계산하고, 탐사 정책이 그 계획을 따라 배운다. 검증: Isaac Sim 속 백양누리 → 실제 백양누리.</w:t>
+      </w:r>
+    </w:p>
+    <w:p>
+      <w:pPr>
+        <w:pStyle w:val="Quote"/>
+      </w:pPr>
+      <w:r>
+        <w:t xml:space="preserve">"연구실의 BIM 기반 스캔 계획은 BIM이 있어야 쓸 수 있습니다. 그 계획으로 계산한 최적 경로를 학습 목표로 삼아, BIM이 없는 현장에서도 비슷한 효율로 스캔하는 4족보행 로봇을 만들겠습니다."</w:t>
+      </w:r>
+    </w:p>
+    <w:p>
+      <w:pPr>
+        <w:pStyle w:val="Heading2"/>
+      </w:pPr>
+      <w:r>
+        <w:t xml:space="preserve">배경과 기존 연구와의 차이</w:t>
+      </w:r>
+    </w:p>
+    <w:p>
+      <w:pPr/>
+      <w:r>
+        <w:t xml:space="preserve">연구실의 BIM 기반 스캔 계획(Park et al., 2023)은 숙련 측량사보다 효율적이지만, </w:t>
+      </w:r>
+      <w:r>
+        <w:rPr>
+          <w:b/>
+        </w:rPr>
+        <w:t xml:space="preserve">현장마다 그 건물의 BIM이 필요</w:t>
+      </w:r>
+      <w:r>
+        <w:t xml:space="preserve">하다.</w:t>
+      </w:r>
+    </w:p>
+    <w:p>
+      <w:pPr>
+        <w:pStyle w:val="ListParagraph"/>
+        <w:numPr>
+          <w:ilvl w:val="0"/>
+          <w:numId w:val="4"/>
+        </w:numPr>
+      </w:pPr>
+      <w:r>
+        <w:t xml:space="preserve">BIM이 없는 건물(노후 건물, 리모델링)에는 쓸 수 없다.</w:t>
+      </w:r>
+    </w:p>
+    <w:p>
+      <w:pPr>
+        <w:pStyle w:val="ListParagraph"/>
+        <w:numPr>
+          <w:ilvl w:val="0"/>
+          <w:numId w:val="4"/>
+        </w:numPr>
+      </w:pPr>
+      <w:r>
+        <w:t xml:space="preserve">현장이 BIM과 다르면(자재, 가설물) 계획이 어긋난다.</w:t>
+      </w:r>
+    </w:p>
+    <w:p>
+      <w:pPr/>
+      <w:r>
+        <w:t xml:space="preserve">관련 연구를 조사한 결과는 다음과 같다.</w:t>
+      </w:r>
+    </w:p>
+    <w:p>
+      <w:pPr>
+        <w:pStyle w:val="Heading3"/>
+      </w:pPr>
+      <w:r>
+        <w:t xml:space="preserve">① BIM을 쓰는 방식이 다르다 (핵심)</w:t>
       </w:r>
     </w:p>
     <w:tbl>
@@ -307,64 +489,64 @@
           <w:p>
             <w:pPr/>
             <w:r>
-              <w:t xml:space="preserve">ARiADNE, HEADER, GRATE (강화학습 탐사)</w:t>
-            </w:r>
-          </w:p>
-        </w:tc>
-        <w:tc>
-          <w:tcPr>
-            <w:tcW w:w="3120" w:type="dxa"/>
-          </w:tcPr>
-          <w:p>
-            <w:pPr/>
-            <w:r>
-              <w:t xml:space="preserve">바닥 2D 지도 완성</w:t>
-            </w:r>
-          </w:p>
-        </w:tc>
-        <w:tc>
-          <w:tcPr>
-            <w:tcW w:w="3120" w:type="dxa"/>
-          </w:tcPr>
-          <w:p>
-            <w:pPr/>
-            <w:r>
-              <w:t xml:space="preserve">벽·천장 3D 표면 커버리지</w:t>
-            </w:r>
-          </w:p>
-        </w:tc>
-      </w:tr>
-      <w:tr>
-        <w:tc>
-          <w:tcPr>
-            <w:tcW w:w="3120" w:type="dxa"/>
-          </w:tcPr>
-          <w:p>
-            <w:pPr/>
-            <w:r>
-              <w:t xml:space="preserve">GLEAM, MAGICIAN (3D 매핑)</w:t>
-            </w:r>
-          </w:p>
-        </w:tc>
-        <w:tc>
-          <w:tcPr>
-            <w:tcW w:w="3120" w:type="dxa"/>
-          </w:tcPr>
-          <w:p>
-            <w:pPr/>
-            <w:r>
-              <w:t xml:space="preserve">떠다니는 카메라 가정</w:t>
-            </w:r>
-          </w:p>
-        </w:tc>
-        <w:tc>
-          <w:tcPr>
-            <w:tcW w:w="3120" w:type="dxa"/>
-          </w:tcPr>
-          <w:p>
-            <w:pPr/>
-            <w:r>
-              <w:t xml:space="preserve">로봇 이동 제약 + 기울인 3D 라이다</w:t>
+              <w:t xml:space="preserve">BIM 기반 스캔 계획 (Park 2023), BIM 내비게이션</w:t>
+            </w:r>
+          </w:p>
+        </w:tc>
+        <w:tc>
+          <w:tcPr>
+            <w:tcW w:w="3120" w:type="dxa"/>
+          </w:tcPr>
+          <w:p>
+            <w:pPr/>
+            <w:r>
+              <w:t xml:space="preserve">현장에서 BIM이 반드시 필요</w:t>
+            </w:r>
+          </w:p>
+        </w:tc>
+        <w:tc>
+          <w:tcPr>
+            <w:tcW w:w="3120" w:type="dxa"/>
+          </w:tcPr>
+          <w:p>
+            <w:pPr/>
+            <w:r>
+              <w:t xml:space="preserve">BIM은 2.5D 학습 맵으로 바꿔 학습에만 사용</w:t>
+            </w:r>
+          </w:p>
+        </w:tc>
+      </w:tr>
+      <w:tr>
+        <w:tc>
+          <w:tcPr>
+            <w:tcW w:w="3120" w:type="dxa"/>
+          </w:tcPr>
+          <w:p>
+            <w:pPr/>
+            <w:r>
+              <w:t xml:space="preserve">HEADER (2025): 정답 지도로 계산한 최적 경로를 따라 학습</w:t>
+            </w:r>
+          </w:p>
+        </w:tc>
+        <w:tc>
+          <w:tcPr>
+            <w:tcW w:w="3120" w:type="dxa"/>
+          </w:tcPr>
+          <w:p>
+            <w:pPr/>
+            <w:r>
+              <w:t xml:space="preserve">2D 무작위 맵, 건설과 무관</w:t>
+            </w:r>
+          </w:p>
+        </w:tc>
+        <w:tc>
+          <w:tcPr>
+            <w:tcW w:w="3120" w:type="dxa"/>
+          </w:tcPr>
+          <w:p>
+            <w:pPr/>
+            <w:r>
+              <w:t xml:space="preserve">정답 = BIM, 목표 = 건설 3D 스캔</w:t>
             </w:r>
           </w:p>
         </w:tc>
@@ -375,7 +557,7 @@
         <w:pStyle w:val="Heading3"/>
       </w:pPr>
       <w:r>
-        <w:t xml:space="preserve">③ 4족 로봇의 움직임을 학습에 넣었다</w:t>
+        <w:t xml:space="preserve">② 목표가 2D 지도가 아니라 3D 스캔이다</w:t>
       </w:r>
     </w:p>
     <w:tbl>
@@ -439,167 +621,75 @@
           <w:p>
             <w:pPr/>
             <w:r>
-              <w:t xml:space="preserve">대부분의 강화학습 탐사</w:t>
-            </w:r>
-          </w:p>
-        </w:tc>
-        <w:tc>
-          <w:tcPr>
-            <w:tcW w:w="3120" w:type="dxa"/>
-          </w:tcPr>
-          <w:p>
-            <w:pPr/>
-            <w:r>
-              <w:t xml:space="preserve">회전은 공짜 (점 로봇)</w:t>
-            </w:r>
-          </w:p>
-        </w:tc>
-        <w:tc>
-          <w:tcPr>
-            <w:tcW w:w="3120" w:type="dxa"/>
-          </w:tcPr>
-          <w:p>
-            <w:pPr/>
-            <w:r>
-              <w:t xml:space="preserve">멈춤·회전·보행 시간을 보상과 입력에 반영</w:t>
-            </w:r>
-          </w:p>
-        </w:tc>
-      </w:tr>
-      <w:tr>
-        <w:tc>
-          <w:tcPr>
-            <w:tcW w:w="3120" w:type="dxa"/>
-          </w:tcPr>
-          <w:p>
-            <w:pPr/>
-            <w:r>
-              <w:t xml:space="preserve">GRATE (2025)</w:t>
-            </w:r>
-          </w:p>
-        </w:tc>
-        <w:tc>
-          <w:tcPr>
-            <w:tcW w:w="3120" w:type="dxa"/>
-          </w:tcPr>
-          <w:p>
-            <w:pPr/>
-            <w:r>
-              <w:t xml:space="preserve">학습 후 보정</w:t>
-            </w:r>
-          </w:p>
-        </w:tc>
-        <w:tc>
-          <w:tcPr>
-            <w:tcW w:w="3120" w:type="dxa"/>
-          </w:tcPr>
-          <w:p>
-            <w:pPr/>
-            <w:r>
-              <w:t xml:space="preserve">학습 중에 반영</w:t>
-            </w:r>
-          </w:p>
-        </w:tc>
-      </w:tr>
-      <w:tr>
-        <w:tc>
-          <w:tcPr>
-            <w:tcW w:w="3120" w:type="dxa"/>
-          </w:tcPr>
-          <w:p>
-            <w:pPr/>
-            <w:r>
-              <w:t xml:space="preserve">RAEM (2026, Go2)</w:t>
-            </w:r>
-          </w:p>
-        </w:tc>
-        <w:tc>
-          <w:tcPr>
-            <w:tcW w:w="3120" w:type="dxa"/>
-          </w:tcPr>
-          <w:p>
-            <w:pPr/>
-            <w:r>
-              <w:t xml:space="preserve">규칙 기반</w:t>
-            </w:r>
-          </w:p>
-        </w:tc>
-        <w:tc>
-          <w:tcPr>
-            <w:tcW w:w="3120" w:type="dxa"/>
-          </w:tcPr>
-          <w:p>
-            <w:pPr/>
-            <w:r>
-              <w:t xml:space="preserve">학습 기반</w:t>
+              <w:t xml:space="preserve">ARiADNE, HEADER, GRATE (강화학습 탐사)</w:t>
+            </w:r>
+          </w:p>
+        </w:tc>
+        <w:tc>
+          <w:tcPr>
+            <w:tcW w:w="3120" w:type="dxa"/>
+          </w:tcPr>
+          <w:p>
+            <w:pPr/>
+            <w:r>
+              <w:t xml:space="preserve">바닥 2D 지도 완성</w:t>
+            </w:r>
+          </w:p>
+        </w:tc>
+        <w:tc>
+          <w:tcPr>
+            <w:tcW w:w="3120" w:type="dxa"/>
+          </w:tcPr>
+          <w:p>
+            <w:pPr/>
+            <w:r>
+              <w:t xml:space="preserve">벽·천장 3D 표면 커버리지</w:t>
+            </w:r>
+          </w:p>
+        </w:tc>
+      </w:tr>
+      <w:tr>
+        <w:tc>
+          <w:tcPr>
+            <w:tcW w:w="3120" w:type="dxa"/>
+          </w:tcPr>
+          <w:p>
+            <w:pPr/>
+            <w:r>
+              <w:t xml:space="preserve">GLEAM, MAGICIAN (3D 매핑)</w:t>
+            </w:r>
+          </w:p>
+        </w:tc>
+        <w:tc>
+          <w:tcPr>
+            <w:tcW w:w="3120" w:type="dxa"/>
+          </w:tcPr>
+          <w:p>
+            <w:pPr/>
+            <w:r>
+              <w:t xml:space="preserve">떠다니는 카메라 가정</w:t>
+            </w:r>
+          </w:p>
+        </w:tc>
+        <w:tc>
+          <w:tcPr>
+            <w:tcW w:w="3120" w:type="dxa"/>
+          </w:tcPr>
+          <w:p>
+            <w:pPr/>
+            <w:r>
+              <w:t xml:space="preserve">로봇 이동 제약 + 기울인 3D 라이다</w:t>
             </w:r>
           </w:p>
         </w:tc>
       </w:tr>
     </w:tbl>
     <w:p>
-      <w:pPr/>
-      <w:r>
-        <w:rPr>
-          <w:b/>
-        </w:rPr>
-        <w:t xml:space="preserve">BIM으로 계산한 최적 스캔 계획을 탐사 정책의 학습 목표로 쓰는 연구는 이번 조사에서 찾지 못했다.</w:t>
-      </w:r>
-    </w:p>
-    <w:p>
-      <w:pPr>
-        <w:pStyle w:val="ListParagraph"/>
-        <w:numPr>
-          <w:ilvl w:val="0"/>
-          <w:numId w:val="3"/>
-        </w:numPr>
-      </w:pPr>
-      <w:r>
-        <w:t xml:space="preserve">차이점이 아닌 것: 2.5D 환경(빠른 학습을 위한 수단), 강화학습과 ARiADNE 구조(그대로 사용), 정답으로 계산한 최적 경로를 따라 배우는 아이디어(HEADER). 우리 기여는 그 정답을 BIM으로, 목표를 건설 3D 스캔으로, 비용을 4족 이동 시간으로 바꾼 것이다.</w:t>
-      </w:r>
-    </w:p>
-    <w:p>
-      <w:pPr>
-        <w:pStyle w:val="ListParagraph"/>
-        <w:numPr>
-          <w:ilvl w:val="0"/>
-          <w:numId w:val="3"/>
-        </w:numPr>
-      </w:pPr>
-      <w:r>
-        <w:t xml:space="preserve">아직 증명 전인 것: BIM 없이 BIM 계획에 가까운 성능, BIM과 다른 현장에서 BIM 계획보다 강건함 (4단계에서 확인).</w:t>
-      </w:r>
-    </w:p>
-    <w:p>
-      <w:pPr>
-        <w:pStyle w:val="Heading2"/>
-      </w:pPr>
-      <w:r>
-        <w:t xml:space="preserve">핵심 아이디어: BIM 기반 최적 계획을 따라 배우는 탐사 정책</w:t>
-      </w:r>
-    </w:p>
-    <w:p>
-      <w:pPr/>
-      <w:r>
-        <w:t xml:space="preserve">학습 때는 BIM으로 </w:t>
-      </w:r>
-      <w:r>
-        <w:rPr>
-          <w:b/>
-        </w:rPr>
-        <w:t xml:space="preserve">최적 스캔 경로</w:t>
-      </w:r>
-      <w:r>
-        <w:t xml:space="preserve">를 계산하고, </w:t>
-      </w:r>
-      <w:r>
-        <w:rPr>
-          <w:b/>
-        </w:rPr>
-        <w:t xml:space="preserve">탐사 정책</w:t>
-      </w:r>
-      <w:r>
-        <w:t xml:space="preserve">은 라이다로 본 것만 보고 그 경로를 따라 가도록 배운다.</w:t>
+      <w:pPr>
+        <w:pStyle w:val="Heading3"/>
+      </w:pPr>
+      <w:r>
+        <w:t xml:space="preserve">③ 4족 로봇의 움직임을 학습에 넣었다</w:t>
       </w:r>
     </w:p>
     <w:tbl>
@@ -625,6 +715,9 @@
           </w:tcPr>
           <w:p>
             <w:pPr/>
+            <w:r>
+              <w:t xml:space="preserve">기존</w:t>
+            </w:r>
           </w:p>
         </w:tc>
         <w:tc>
@@ -635,7 +728,7 @@
           <w:p>
             <w:pPr/>
             <w:r>
-              <w:t xml:space="preserve">BIM 기반 최적 계획</w:t>
+              <w:t xml:space="preserve">한계</w:t>
             </w:r>
           </w:p>
         </w:tc>
@@ -647,147 +740,112 @@
           <w:p>
             <w:pPr/>
             <w:r>
-              <w:t xml:space="preserve">탐사 정책 (우리가 학습)</w:t>
-            </w:r>
-          </w:p>
-        </w:tc>
-      </w:tr>
-      <w:tr>
-        <w:tc>
-          <w:tcPr>
-            <w:tcW w:w="3120" w:type="dxa"/>
-          </w:tcPr>
-          <w:p>
-            <w:pPr/>
-            <w:r>
-              <w:t xml:space="preserve">정체</w:t>
-            </w:r>
-          </w:p>
-        </w:tc>
-        <w:tc>
-          <w:tcPr>
-            <w:tcW w:w="3120" w:type="dxa"/>
-          </w:tcPr>
-          <w:p>
-            <w:pPr/>
-            <w:r>
-              <w:t xml:space="preserve">스캔 경로 계획 알고리즘 (연구실 방식)</w:t>
-            </w:r>
-          </w:p>
-        </w:tc>
-        <w:tc>
-          <w:tcPr>
-            <w:tcW w:w="3120" w:type="dxa"/>
-          </w:tcPr>
-          <w:p>
-            <w:pPr/>
-            <w:r>
-              <w:t xml:space="preserve">강화학습 정책 (ARiADNE 기반)</w:t>
-            </w:r>
-          </w:p>
-        </w:tc>
-      </w:tr>
-      <w:tr>
-        <w:tc>
-          <w:tcPr>
-            <w:tcW w:w="3120" w:type="dxa"/>
-          </w:tcPr>
-          <w:p>
-            <w:pPr/>
-            <w:r>
-              <w:t xml:space="preserve">보는 것</w:t>
-            </w:r>
-          </w:p>
-        </w:tc>
-        <w:tc>
-          <w:tcPr>
-            <w:tcW w:w="3120" w:type="dxa"/>
-          </w:tcPr>
-          <w:p>
-            <w:pPr/>
-            <w:r>
-              <w:t xml:space="preserve">2.5D 맵 전체 (BIM에서 만든 정답)</w:t>
-            </w:r>
-          </w:p>
-        </w:tc>
-        <w:tc>
-          <w:tcPr>
-            <w:tcW w:w="3120" w:type="dxa"/>
-          </w:tcPr>
-          <w:p>
-            <w:pPr/>
-            <w:r>
-              <w:t xml:space="preserve">라이다로 지금까지 본 것</w:t>
-            </w:r>
-          </w:p>
-        </w:tc>
-      </w:tr>
-      <w:tr>
-        <w:tc>
-          <w:tcPr>
-            <w:tcW w:w="3120" w:type="dxa"/>
-          </w:tcPr>
-          <w:p>
-            <w:pPr/>
-            <w:r>
-              <w:t xml:space="preserve">하는 일</w:t>
-            </w:r>
-          </w:p>
-        </w:tc>
-        <w:tc>
-          <w:tcPr>
-            <w:tcW w:w="3120" w:type="dxa"/>
-          </w:tcPr>
-          <w:p>
-            <w:pPr/>
-            <w:r>
-              <w:t xml:space="preserve">최적 스캔 경로 계산</w:t>
-            </w:r>
-          </w:p>
-        </w:tc>
-        <w:tc>
-          <w:tcPr>
-            <w:tcW w:w="3120" w:type="dxa"/>
-          </w:tcPr>
-          <w:p>
-            <w:pPr/>
-            <w:r>
-              <w:t xml:space="preserve">다음에 갈 곳 선택</w:t>
-            </w:r>
-          </w:p>
-        </w:tc>
-      </w:tr>
-      <w:tr>
-        <w:tc>
-          <w:tcPr>
-            <w:tcW w:w="3120" w:type="dxa"/>
-          </w:tcPr>
-          <w:p>
-            <w:pPr/>
-            <w:r>
-              <w:t xml:space="preserve">쓰는 때</w:t>
-            </w:r>
-          </w:p>
-        </w:tc>
-        <w:tc>
-          <w:tcPr>
-            <w:tcW w:w="3120" w:type="dxa"/>
-          </w:tcPr>
-          <w:p>
-            <w:pPr/>
-            <w:r>
-              <w:t xml:space="preserve">학습할 때만</w:t>
-            </w:r>
-          </w:p>
-        </w:tc>
-        <w:tc>
-          <w:tcPr>
-            <w:tcW w:w="3120" w:type="dxa"/>
-          </w:tcPr>
-          <w:p>
-            <w:pPr/>
-            <w:r>
-              <w:t xml:space="preserve">학습 + 실제 탐사</w:t>
+              <w:t xml:space="preserve">우리</w:t>
+            </w:r>
+          </w:p>
+        </w:tc>
+      </w:tr>
+      <w:tr>
+        <w:tc>
+          <w:tcPr>
+            <w:tcW w:w="3120" w:type="dxa"/>
+          </w:tcPr>
+          <w:p>
+            <w:pPr/>
+            <w:r>
+              <w:t xml:space="preserve">대부분의 강화학습 탐사</w:t>
+            </w:r>
+          </w:p>
+        </w:tc>
+        <w:tc>
+          <w:tcPr>
+            <w:tcW w:w="3120" w:type="dxa"/>
+          </w:tcPr>
+          <w:p>
+            <w:pPr/>
+            <w:r>
+              <w:t xml:space="preserve">회전은 공짜 (점 로봇)</w:t>
+            </w:r>
+          </w:p>
+        </w:tc>
+        <w:tc>
+          <w:tcPr>
+            <w:tcW w:w="3120" w:type="dxa"/>
+          </w:tcPr>
+          <w:p>
+            <w:pPr/>
+            <w:r>
+              <w:t xml:space="preserve">멈춤·회전·보행 시간을 보상과 입력에 반영</w:t>
+            </w:r>
+          </w:p>
+        </w:tc>
+      </w:tr>
+      <w:tr>
+        <w:tc>
+          <w:tcPr>
+            <w:tcW w:w="3120" w:type="dxa"/>
+          </w:tcPr>
+          <w:p>
+            <w:pPr/>
+            <w:r>
+              <w:t xml:space="preserve">GRATE (2025)</w:t>
+            </w:r>
+          </w:p>
+        </w:tc>
+        <w:tc>
+          <w:tcPr>
+            <w:tcW w:w="3120" w:type="dxa"/>
+          </w:tcPr>
+          <w:p>
+            <w:pPr/>
+            <w:r>
+              <w:t xml:space="preserve">학습 후 보정</w:t>
+            </w:r>
+          </w:p>
+        </w:tc>
+        <w:tc>
+          <w:tcPr>
+            <w:tcW w:w="3120" w:type="dxa"/>
+          </w:tcPr>
+          <w:p>
+            <w:pPr/>
+            <w:r>
+              <w:t xml:space="preserve">학습 중에 반영</w:t>
+            </w:r>
+          </w:p>
+        </w:tc>
+      </w:tr>
+      <w:tr>
+        <w:tc>
+          <w:tcPr>
+            <w:tcW w:w="3120" w:type="dxa"/>
+          </w:tcPr>
+          <w:p>
+            <w:pPr/>
+            <w:r>
+              <w:t xml:space="preserve">RAEM (2026, Go2)</w:t>
+            </w:r>
+          </w:p>
+        </w:tc>
+        <w:tc>
+          <w:tcPr>
+            <w:tcW w:w="3120" w:type="dxa"/>
+          </w:tcPr>
+          <w:p>
+            <w:pPr/>
+            <w:r>
+              <w:t xml:space="preserve">규칙 기반</w:t>
+            </w:r>
+          </w:p>
+        </w:tc>
+        <w:tc>
+          <w:tcPr>
+            <w:tcW w:w="3120" w:type="dxa"/>
+          </w:tcPr>
+          <w:p>
+            <w:pPr/>
+            <w:r>
+              <w:t xml:space="preserve">학습 기반</w:t>
             </w:r>
           </w:p>
         </w:tc>
@@ -795,32 +853,67 @@
     </w:tbl>
     <w:p>
       <w:pPr/>
-      <w:r>
-        <w:t xml:space="preserve">탐사 정책의 선택이 최적 경로의 다음 지점에 가까울수록 보상을 받는다. 최적 경로의 비용은 </w:t>
-      </w:r>
       <w:r>
         <w:rPr>
           <w:b/>
         </w:rPr>
-        <w:t xml:space="preserve">Go2의 회전 포함 이동 시간</w:t>
-      </w:r>
-      <w:r>
-        <w:t xml:space="preserve">, 목표는 </w:t>
+        <w:t xml:space="preserve">BIM으로 계산한 최적 스캔 계획을 탐사 정책의 학습 목표로 쓰는 연구는 이번 조사에서 찾지 못했다.</w:t>
+      </w:r>
+    </w:p>
+    <w:p>
+      <w:pPr>
+        <w:pStyle w:val="ListParagraph"/>
+        <w:numPr>
+          <w:ilvl w:val="0"/>
+          <w:numId w:val="5"/>
+        </w:numPr>
+      </w:pPr>
+      <w:r>
+        <w:t xml:space="preserve">차이점이 아닌 것: 2.5D 환경(빠른 학습을 위한 수단), 강화학습과 ARiADNE 구조(그대로 사용), 정답으로 계산한 최적 경로를 따라 배우는 아이디어(HEADER). 우리 기여는 그 정답을 BIM으로, 목표를 건설 3D 스캔으로, 비용을 4족 이동 시간으로 바꾼 것이다.</w:t>
+      </w:r>
+    </w:p>
+    <w:p>
+      <w:pPr>
+        <w:pStyle w:val="ListParagraph"/>
+        <w:numPr>
+          <w:ilvl w:val="0"/>
+          <w:numId w:val="5"/>
+        </w:numPr>
+      </w:pPr>
+      <w:r>
+        <w:t xml:space="preserve">아직 증명 전인 것: BIM 없이 BIM 계획에 가까운 성능, BIM과 다른 현장에서 BIM 계획보다 강건함 (4단계에서 확인).</w:t>
+      </w:r>
+    </w:p>
+    <w:p>
+      <w:pPr>
+        <w:pStyle w:val="Heading2"/>
+      </w:pPr>
+      <w:r>
+        <w:t xml:space="preserve">핵심 아이디어: BIM 기반 최적 계획을 따라 배우는 탐사 정책</w:t>
+      </w:r>
+    </w:p>
+    <w:p>
+      <w:pPr/>
+      <w:r>
+        <w:t xml:space="preserve">학습 때는 BIM으로 </w:t>
       </w:r>
       <w:r>
         <w:rPr>
           <w:b/>
         </w:rPr>
-        <w:t xml:space="preserve">3D 벽·천장 커버리지</w:t>
-      </w:r>
-      <w:r>
-        <w:t xml:space="preserve">로 둔다.</w:t>
-      </w:r>
-    </w:p>
-    <w:p>
-      <w:pPr/>
-      <w:r>
-        <w:t xml:space="preserve">BIM 파일을 학습에 직접 넣지 않는다. BIM에서 만든 2.5D 맵이 학습의 정답 역할을 한다.</w:t>
+        <w:t xml:space="preserve">최적 스캔 경로</w:t>
+      </w:r>
+      <w:r>
+        <w:t xml:space="preserve">를 계산하고, </w:t>
+      </w:r>
+      <w:r>
+        <w:rPr>
+          <w:b/>
+        </w:rPr>
+        <w:t xml:space="preserve">탐사 정책</w:t>
+      </w:r>
+      <w:r>
+        <w:t xml:space="preserve">은 라이다로 본 것만 보고 그 경로를 따라 가도록 배운다.</w:t>
       </w:r>
     </w:p>
     <w:tbl>
@@ -846,6 +939,227 @@
           </w:tcPr>
           <w:p>
             <w:pPr/>
+          </w:p>
+        </w:tc>
+        <w:tc>
+          <w:tcPr>
+            <w:tcW w:w="3120" w:type="dxa"/>
+            <w:shd w:val="clear" w:color="auto" w:fill="F2F2F2"/>
+          </w:tcPr>
+          <w:p>
+            <w:pPr/>
+            <w:r>
+              <w:t xml:space="preserve">BIM 기반 최적 계획</w:t>
+            </w:r>
+          </w:p>
+        </w:tc>
+        <w:tc>
+          <w:tcPr>
+            <w:tcW w:w="3120" w:type="dxa"/>
+            <w:shd w:val="clear" w:color="auto" w:fill="F2F2F2"/>
+          </w:tcPr>
+          <w:p>
+            <w:pPr/>
+            <w:r>
+              <w:t xml:space="preserve">탐사 정책 (우리가 학습)</w:t>
+            </w:r>
+          </w:p>
+        </w:tc>
+      </w:tr>
+      <w:tr>
+        <w:tc>
+          <w:tcPr>
+            <w:tcW w:w="3120" w:type="dxa"/>
+          </w:tcPr>
+          <w:p>
+            <w:pPr/>
+            <w:r>
+              <w:t xml:space="preserve">정체</w:t>
+            </w:r>
+          </w:p>
+        </w:tc>
+        <w:tc>
+          <w:tcPr>
+            <w:tcW w:w="3120" w:type="dxa"/>
+          </w:tcPr>
+          <w:p>
+            <w:pPr/>
+            <w:r>
+              <w:t xml:space="preserve">스캔 경로 계획 알고리즘 (연구실 방식)</w:t>
+            </w:r>
+          </w:p>
+        </w:tc>
+        <w:tc>
+          <w:tcPr>
+            <w:tcW w:w="3120" w:type="dxa"/>
+          </w:tcPr>
+          <w:p>
+            <w:pPr/>
+            <w:r>
+              <w:t xml:space="preserve">강화학습 정책 (ARiADNE 기반)</w:t>
+            </w:r>
+          </w:p>
+        </w:tc>
+      </w:tr>
+      <w:tr>
+        <w:tc>
+          <w:tcPr>
+            <w:tcW w:w="3120" w:type="dxa"/>
+          </w:tcPr>
+          <w:p>
+            <w:pPr/>
+            <w:r>
+              <w:t xml:space="preserve">보는 것</w:t>
+            </w:r>
+          </w:p>
+        </w:tc>
+        <w:tc>
+          <w:tcPr>
+            <w:tcW w:w="3120" w:type="dxa"/>
+          </w:tcPr>
+          <w:p>
+            <w:pPr/>
+            <w:r>
+              <w:t xml:space="preserve">2.5D 맵 전체 (BIM에서 만든 정답)</w:t>
+            </w:r>
+          </w:p>
+        </w:tc>
+        <w:tc>
+          <w:tcPr>
+            <w:tcW w:w="3120" w:type="dxa"/>
+          </w:tcPr>
+          <w:p>
+            <w:pPr/>
+            <w:r>
+              <w:t xml:space="preserve">라이다로 지금까지 본 것</w:t>
+            </w:r>
+          </w:p>
+        </w:tc>
+      </w:tr>
+      <w:tr>
+        <w:tc>
+          <w:tcPr>
+            <w:tcW w:w="3120" w:type="dxa"/>
+          </w:tcPr>
+          <w:p>
+            <w:pPr/>
+            <w:r>
+              <w:t xml:space="preserve">하는 일</w:t>
+            </w:r>
+          </w:p>
+        </w:tc>
+        <w:tc>
+          <w:tcPr>
+            <w:tcW w:w="3120" w:type="dxa"/>
+          </w:tcPr>
+          <w:p>
+            <w:pPr/>
+            <w:r>
+              <w:t xml:space="preserve">최적 스캔 경로 계산</w:t>
+            </w:r>
+          </w:p>
+        </w:tc>
+        <w:tc>
+          <w:tcPr>
+            <w:tcW w:w="3120" w:type="dxa"/>
+          </w:tcPr>
+          <w:p>
+            <w:pPr/>
+            <w:r>
+              <w:t xml:space="preserve">다음에 갈 곳 선택</w:t>
+            </w:r>
+          </w:p>
+        </w:tc>
+      </w:tr>
+      <w:tr>
+        <w:tc>
+          <w:tcPr>
+            <w:tcW w:w="3120" w:type="dxa"/>
+          </w:tcPr>
+          <w:p>
+            <w:pPr/>
+            <w:r>
+              <w:t xml:space="preserve">쓰는 때</w:t>
+            </w:r>
+          </w:p>
+        </w:tc>
+        <w:tc>
+          <w:tcPr>
+            <w:tcW w:w="3120" w:type="dxa"/>
+          </w:tcPr>
+          <w:p>
+            <w:pPr/>
+            <w:r>
+              <w:t xml:space="preserve">학습할 때만</w:t>
+            </w:r>
+          </w:p>
+        </w:tc>
+        <w:tc>
+          <w:tcPr>
+            <w:tcW w:w="3120" w:type="dxa"/>
+          </w:tcPr>
+          <w:p>
+            <w:pPr/>
+            <w:r>
+              <w:t xml:space="preserve">학습 + 실제 탐사</w:t>
+            </w:r>
+          </w:p>
+        </w:tc>
+      </w:tr>
+    </w:tbl>
+    <w:p>
+      <w:pPr/>
+      <w:r>
+        <w:t xml:space="preserve">탐사 정책의 선택이 최적 경로의 다음 지점에 가까울수록 보상을 받는다. 최적 경로의 비용은 </w:t>
+      </w:r>
+      <w:r>
+        <w:rPr>
+          <w:b/>
+        </w:rPr>
+        <w:t xml:space="preserve">Go2의 회전 포함 이동 시간</w:t>
+      </w:r>
+      <w:r>
+        <w:t xml:space="preserve">, 목표는 </w:t>
+      </w:r>
+      <w:r>
+        <w:rPr>
+          <w:b/>
+        </w:rPr>
+        <w:t xml:space="preserve">3D 벽·천장 커버리지</w:t>
+      </w:r>
+      <w:r>
+        <w:t xml:space="preserve">로 둔다.</w:t>
+      </w:r>
+    </w:p>
+    <w:p>
+      <w:pPr/>
+      <w:r>
+        <w:t xml:space="preserve">BIM 파일을 학습에 직접 넣지 않는다. BIM에서 만든 2.5D 맵이 학습의 정답 역할을 한다.</w:t>
+      </w:r>
+    </w:p>
+    <w:tbl>
+      <w:tblPr>
+        <w:tblStyle w:val="TableGrid"/>
+        <w:tblW w:w="0" w:type="auto"/>
+        <w:tblLayout w:type="fixed"/>
+        <w:tblLook w:val="04A0" w:firstRow="1" w:lastRow="0" w:firstColumn="0" w:lastColumn="0" w:noHBand="0" w:noVBand="1"/>
+      </w:tblPr>
+      <w:tblGrid>
+        <w:gridCol w:w="3120"/>
+        <w:gridCol w:w="3120"/>
+        <w:gridCol w:w="3120"/>
+      </w:tblGrid>
+      <w:tr>
+        <w:trPr>
+          <w:tblHeader/>
+        </w:trPr>
+        <w:tc>
+          <w:tcPr>
+            <w:tcW w:w="3120" w:type="dxa"/>
+            <w:shd w:val="clear" w:color="auto" w:fill="F2F2F2"/>
+          </w:tcPr>
+          <w:p>
+            <w:pPr/>
             <w:r>
               <w:t xml:space="preserve">단계</w:t>
             </w:r>
@@ -982,6 +1296,247 @@
         </w:tc>
       </w:tr>
     </w:tbl>
+    <w:p>
+      <w:pPr>
+        <w:pStyle w:val="Heading3"/>
+      </w:pPr>
+      <w:r>
+        <w:t xml:space="preserve">무엇을 학습하나</w:t>
+      </w:r>
+    </w:p>
+    <w:p>
+      <w:pPr/>
+      <w:r>
+        <w:t xml:space="preserve">전체 시스템 중 </w:t>
+      </w:r>
+      <w:r>
+        <w:rPr>
+          <w:b/>
+        </w:rPr>
+        <w:t xml:space="preserve">"다음에 어느 지점으로 갈지 고르기"</w:t>
+      </w:r>
+      <w:r>
+        <w:t xml:space="preserve"> 하나만 학습한다. 입력은 로봇이 지금까지 본 지도 위 후보 노드(위치, 새로 보일 바닥 경계, 방문 여부, 회전 비용, 새로 보일 벽·천장 양)이고, 출력은 다음에 갈 노드다. 보행은 Isaac Lab에서 따로 학습했고, 지도 만들기·길 찾기는 규칙 기반이다.</w:t>
+      </w:r>
+    </w:p>
+    <w:tbl>
+      <w:tblPr>
+        <w:tblStyle w:val="TableGrid"/>
+        <w:tblW w:w="0" w:type="auto"/>
+        <w:tblLayout w:type="fixed"/>
+        <w:tblLook w:val="04A0" w:firstRow="1" w:lastRow="0" w:firstColumn="0" w:lastColumn="0" w:noHBand="0" w:noVBand="1"/>
+      </w:tblPr>
+      <w:tblGrid>
+        <w:gridCol w:w="3120"/>
+        <w:gridCol w:w="3120"/>
+        <w:gridCol w:w="3120"/>
+      </w:tblGrid>
+      <w:tr>
+        <w:trPr>
+          <w:tblHeader/>
+        </w:trPr>
+        <w:tc>
+          <w:tcPr>
+            <w:tcW w:w="3120" w:type="dxa"/>
+            <w:shd w:val="clear" w:color="auto" w:fill="F2F2F2"/>
+          </w:tcPr>
+          <w:p>
+            <w:pPr/>
+          </w:p>
+        </w:tc>
+        <w:tc>
+          <w:tcPr>
+            <w:tcW w:w="3120" w:type="dxa"/>
+            <w:shd w:val="clear" w:color="auto" w:fill="F2F2F2"/>
+          </w:tcPr>
+          <w:p>
+            <w:pPr/>
+            <w:r>
+              <w:t xml:space="preserve">① 2.5D 맵 (BIM에서 변환한 정답)</w:t>
+            </w:r>
+          </w:p>
+        </w:tc>
+        <w:tc>
+          <w:tcPr>
+            <w:tcW w:w="3120" w:type="dxa"/>
+            <w:shd w:val="clear" w:color="auto" w:fill="F2F2F2"/>
+          </w:tcPr>
+          <w:p>
+            <w:pPr/>
+            <w:r>
+              <w:t xml:space="preserve">② 로봇이 지금까지 본 지도</w:t>
+            </w:r>
+          </w:p>
+        </w:tc>
+      </w:tr>
+      <w:tr>
+        <w:tc>
+          <w:tcPr>
+            <w:tcW w:w="3120" w:type="dxa"/>
+          </w:tcPr>
+          <w:p>
+            <w:pPr/>
+            <w:r>
+              <w:t xml:space="preserve">내용</w:t>
+            </w:r>
+          </w:p>
+        </w:tc>
+        <w:tc>
+          <w:tcPr>
+            <w:tcW w:w="3120" w:type="dxa"/>
+          </w:tcPr>
+          <w:p>
+            <w:pPr/>
+            <w:r>
+              <w:t xml:space="preserve">건물 전체</w:t>
+            </w:r>
+          </w:p>
+        </w:tc>
+        <w:tc>
+          <w:tcPr>
+            <w:tcW w:w="3120" w:type="dxa"/>
+          </w:tcPr>
+          <w:p>
+            <w:pPr/>
+            <w:r>
+              <w:t xml:space="preserve">라이다로 조금씩 채워짐</w:t>
+            </w:r>
+          </w:p>
+        </w:tc>
+      </w:tr>
+      <w:tr>
+        <w:tc>
+          <w:tcPr>
+            <w:tcW w:w="3120" w:type="dxa"/>
+          </w:tcPr>
+          <w:p>
+            <w:pPr/>
+            <w:r>
+              <w:t xml:space="preserve">쓰임</w:t>
+            </w:r>
+          </w:p>
+        </w:tc>
+        <w:tc>
+          <w:tcPr>
+            <w:tcW w:w="3120" w:type="dxa"/>
+          </w:tcPr>
+          <w:p>
+            <w:pPr/>
+            <w:r>
+              <w:t xml:space="preserve">가상 라이다 계산, 최적 계획, 커버리지 채점</w:t>
+            </w:r>
+          </w:p>
+        </w:tc>
+        <w:tc>
+          <w:tcPr>
+            <w:tcW w:w="3120" w:type="dxa"/>
+          </w:tcPr>
+          <w:p>
+            <w:pPr/>
+            <w:r>
+              <w:t xml:space="preserve">탐사 정책의 입력 (정책은 이것만 봄)</w:t>
+            </w:r>
+          </w:p>
+        </w:tc>
+      </w:tr>
+      <w:tr>
+        <w:tc>
+          <w:tcPr>
+            <w:tcW w:w="3120" w:type="dxa"/>
+          </w:tcPr>
+          <w:p>
+            <w:pPr/>
+            <w:r>
+              <w:t xml:space="preserve">실제 현장</w:t>
+            </w:r>
+          </w:p>
+        </w:tc>
+        <w:tc>
+          <w:tcPr>
+            <w:tcW w:w="3120" w:type="dxa"/>
+          </w:tcPr>
+          <w:p>
+            <w:pPr/>
+            <w:r>
+              <w:t xml:space="preserve">없음</w:t>
+            </w:r>
+          </w:p>
+        </w:tc>
+        <w:tc>
+          <w:tcPr>
+            <w:tcW w:w="3120" w:type="dxa"/>
+          </w:tcPr>
+          <w:p>
+            <w:pPr/>
+            <w:r>
+              <w:t xml:space="preserve">진짜 라이다로 채움</w:t>
+            </w:r>
+          </w:p>
+        </w:tc>
+      </w:tr>
+    </w:tbl>
+    <w:p>
+      <w:pPr>
+        <w:pStyle w:val="Heading3"/>
+      </w:pPr>
+      <w:r>
+        <w:t xml:space="preserve">왜 2.5D에서 학습하나</w:t>
+      </w:r>
+    </w:p>
+    <w:p>
+      <w:pPr>
+        <w:pStyle w:val="ListParagraph"/>
+        <w:numPr>
+          <w:ilvl w:val="0"/>
+          <w:numId w:val="6"/>
+        </w:numPr>
+      </w:pPr>
+      <w:r>
+        <w:t xml:space="preserve">빨라야 많이 학습한다: Isaac Sim은 탐사 1번에 약 100초, 2.5D는 4,000번에 약 6시간.</w:t>
+      </w:r>
+    </w:p>
+    <w:p>
+      <w:pPr>
+        <w:pStyle w:val="ListParagraph"/>
+        <w:numPr>
+          <w:ilvl w:val="0"/>
+          <w:numId w:val="6"/>
+        </w:numPr>
+      </w:pPr>
+      <w:r>
+        <w:t xml:space="preserve">정책은 "어디로 갈지"만 정한다: 물리 계산 없이 이동 시간 공식으로 충분하다.</w:t>
+      </w:r>
+    </w:p>
+    <w:p>
+      <w:pPr>
+        <w:pStyle w:val="ListParagraph"/>
+        <w:numPr>
+          <w:ilvl w:val="0"/>
+          <w:numId w:val="6"/>
+        </w:numPr>
+      </w:pPr>
+      <w:r>
+        <w:t xml:space="preserve">2D로는 부족하다: 기울인 라이다로 벽·천장 가시성을 계산하려면 높이가 필요하다.</w:t>
+      </w:r>
+    </w:p>
+    <w:p>
+      <w:pPr>
+        <w:pStyle w:val="ListParagraph"/>
+        <w:numPr>
+          <w:ilvl w:val="0"/>
+          <w:numId w:val="6"/>
+        </w:numPr>
+      </w:pPr>
+      <w:r>
+        <w:t xml:space="preserve">맵을 많이 만들기 쉽다: BIM, 평면도, 절차 생성 모두 가능하다.</w:t>
+      </w:r>
+    </w:p>
+    <w:p>
+      <w:pPr/>
+      <w:r>
+        <w:t xml:space="preserve">한계(돌출 구조, 계단·다층, 실제 물리)는 Isaac Sim 3D 시험과 실로봇 실증으로 확인한다.</w:t>
+      </w:r>
+    </w:p>
     <w:p>
       <w:pPr>
         <w:pStyle w:val="Heading2"/>
@@ -1211,6 +1766,12 @@
       </w:tr>
     </w:tbl>
     <w:p>
+      <w:pPr/>
+      <w:r>
+        <w:t xml:space="preserve">백양누리도 변환은 한다(Isaac Sim 시험장, 상한선 계산용). 다만 학습 맵에는 섞지 않는다. 학습용(maps_train)과 시험용(maps_test) 폴더를 나누고, 설정 조정은 다른 시험 맵으로 한 뒤 백양누리는 마지막에 시험한다.</w:t>
+      </w:r>
+    </w:p>
+    <w:p>
       <w:pPr>
         <w:pStyle w:val="Heading2"/>
       </w:pPr>
@@ -1243,7 +1804,7 @@
         <w:pStyle w:val="ListParagraph"/>
         <w:numPr>
           <w:ilvl w:val="0"/>
-          <w:numId w:val="4"/>
+          <w:numId w:val="7"/>
         </w:numPr>
       </w:pPr>
       <w:r>
@@ -1255,7 +1816,7 @@
         <w:pStyle w:val="ListParagraph"/>
         <w:numPr>
           <w:ilvl w:val="0"/>
-          <w:numId w:val="4"/>
+          <w:numId w:val="7"/>
         </w:numPr>
       </w:pPr>
       <w:r>
@@ -1267,7 +1828,7 @@
         <w:pStyle w:val="ListParagraph"/>
         <w:numPr>
           <w:ilvl w:val="0"/>
-          <w:numId w:val="4"/>
+          <w:numId w:val="7"/>
         </w:numPr>
       </w:pPr>
       <w:r>
@@ -1293,7 +1854,7 @@
         <w:pStyle w:val="ListParagraph"/>
         <w:numPr>
           <w:ilvl w:val="0"/>
-          <w:numId w:val="5"/>
+          <w:numId w:val="8"/>
         </w:numPr>
       </w:pPr>
       <w:r>
@@ -1305,7 +1866,7 @@
         <w:pStyle w:val="ListParagraph"/>
         <w:numPr>
           <w:ilvl w:val="0"/>
-          <w:numId w:val="5"/>
+          <w:numId w:val="8"/>
         </w:numPr>
       </w:pPr>
       <w:r>
@@ -1317,7 +1878,7 @@
         <w:pStyle w:val="ListParagraph"/>
         <w:numPr>
           <w:ilvl w:val="0"/>
-          <w:numId w:val="5"/>
+          <w:numId w:val="8"/>
         </w:numPr>
       </w:pPr>
       <w:r>
@@ -1511,7 +2072,7 @@
         <w:pStyle w:val="ListParagraph"/>
         <w:numPr>
           <w:ilvl w:val="0"/>
-          <w:numId w:val="6"/>
+          <w:numId w:val="9"/>
         </w:numPr>
       </w:pPr>
       <w:r>
@@ -1523,7 +2084,7 @@
         <w:pStyle w:val="ListParagraph"/>
         <w:numPr>
           <w:ilvl w:val="0"/>
-          <w:numId w:val="6"/>
+          <w:numId w:val="9"/>
         </w:numPr>
       </w:pPr>
       <w:r>
@@ -1535,7 +2096,7 @@
         <w:pStyle w:val="ListParagraph"/>
         <w:numPr>
           <w:ilvl w:val="0"/>
-          <w:numId w:val="6"/>
+          <w:numId w:val="9"/>
         </w:numPr>
       </w:pPr>
       <w:r>
@@ -1674,7 +2235,7 @@
         <w:pStyle w:val="ListParagraph"/>
         <w:numPr>
           <w:ilvl w:val="0"/>
-          <w:numId w:val="7"/>
+          <w:numId w:val="10"/>
         </w:numPr>
       </w:pPr>
       <w:r>
@@ -1686,7 +2247,7 @@
         <w:pStyle w:val="ListParagraph"/>
         <w:numPr>
           <w:ilvl w:val="0"/>
-          <w:numId w:val="7"/>
+          <w:numId w:val="10"/>
         </w:numPr>
       </w:pPr>
       <w:r>
@@ -1698,7 +2259,7 @@
         <w:pStyle w:val="ListParagraph"/>
         <w:numPr>
           <w:ilvl w:val="0"/>
-          <w:numId w:val="7"/>
+          <w:numId w:val="10"/>
         </w:numPr>
       </w:pPr>
       <w:r>
@@ -1710,7 +2271,7 @@
         <w:pStyle w:val="ListParagraph"/>
         <w:numPr>
           <w:ilvl w:val="0"/>
-          <w:numId w:val="7"/>
+          <w:numId w:val="10"/>
         </w:numPr>
       </w:pPr>
       <w:r>
@@ -1736,7 +2297,7 @@
         <w:pStyle w:val="ListParagraph"/>
         <w:numPr>
           <w:ilvl w:val="0"/>
-          <w:numId w:val="8"/>
+          <w:numId w:val="11"/>
         </w:numPr>
       </w:pPr>
       <w:r>
@@ -1748,7 +2309,7 @@
         <w:pStyle w:val="ListParagraph"/>
         <w:numPr>
           <w:ilvl w:val="0"/>
-          <w:numId w:val="8"/>
+          <w:numId w:val="11"/>
         </w:numPr>
       </w:pPr>
       <w:r>
@@ -1774,7 +2335,7 @@
         <w:pStyle w:val="ListParagraph"/>
         <w:numPr>
           <w:ilvl w:val="0"/>
-          <w:numId w:val="9"/>
+          <w:numId w:val="12"/>
         </w:numPr>
       </w:pPr>
       <w:r>
@@ -1786,7 +2347,7 @@
         <w:pStyle w:val="ListParagraph"/>
         <w:numPr>
           <w:ilvl w:val="0"/>
-          <w:numId w:val="9"/>
+          <w:numId w:val="12"/>
         </w:numPr>
       </w:pPr>
       <w:r>
@@ -1798,7 +2359,7 @@
         <w:pStyle w:val="ListParagraph"/>
         <w:numPr>
           <w:ilvl w:val="0"/>
-          <w:numId w:val="9"/>
+          <w:numId w:val="12"/>
         </w:numPr>
       </w:pPr>
       <w:r>
@@ -2087,6 +2648,192 @@
         <w:pStyle w:val="Heading2"/>
       </w:pPr>
       <w:r>
+        <w:t xml:space="preserve">이후 확장 (실생활 · 건설 현장)</w:t>
+      </w:r>
+    </w:p>
+    <w:p>
+      <w:pPr/>
+      <w:r>
+        <w:t xml:space="preserve">사기설(도면 없는 한 층 스캔, 시뮬레이션) → PRAXIS(실제 백양누리 실증) → 이후(다층·험지·공정 관리) 순서로 확장한다.</w:t>
+      </w:r>
+    </w:p>
+    <w:tbl>
+      <w:tblPr>
+        <w:tblStyle w:val="TableGrid"/>
+        <w:tblW w:w="0" w:type="auto"/>
+        <w:tblLayout w:type="fixed"/>
+        <w:tblLook w:val="04A0" w:firstRow="1" w:lastRow="0" w:firstColumn="0" w:lastColumn="0" w:noHBand="0" w:noVBand="1"/>
+      </w:tblPr>
+      <w:tblGrid>
+        <w:gridCol w:w="4680"/>
+        <w:gridCol w:w="4680"/>
+      </w:tblGrid>
+      <w:tr>
+        <w:trPr>
+          <w:tblHeader/>
+        </w:trPr>
+        <w:tc>
+          <w:tcPr>
+            <w:tcW w:w="4680" w:type="dxa"/>
+            <w:shd w:val="clear" w:color="auto" w:fill="F2F2F2"/>
+          </w:tcPr>
+          <w:p>
+            <w:pPr/>
+            <w:r>
+              <w:t xml:space="preserve">구분</w:t>
+            </w:r>
+          </w:p>
+        </w:tc>
+        <w:tc>
+          <w:tcPr>
+            <w:tcW w:w="4680" w:type="dxa"/>
+            <w:shd w:val="clear" w:color="auto" w:fill="F2F2F2"/>
+          </w:tcPr>
+          <w:p>
+            <w:pPr/>
+            <w:r>
+              <w:t xml:space="preserve">내용</w:t>
+            </w:r>
+          </w:p>
+        </w:tc>
+      </w:tr>
+      <w:tr>
+        <w:tc>
+          <w:tcPr>
+            <w:tcW w:w="4680" w:type="dxa"/>
+          </w:tcPr>
+          <w:p>
+            <w:pPr/>
+            <w:r>
+              <w:t xml:space="preserve">기술 확장</w:t>
+            </w:r>
+          </w:p>
+        </w:tc>
+        <w:tc>
+          <w:tcPr>
+            <w:tcW w:w="4680" w:type="dxa"/>
+          </w:tcPr>
+          <w:p>
+            <w:pPr/>
+            <w:r>
+              <w:t xml:space="preserve">다층·계단, 험지, 움직이는 장애물, TLS 정밀 스캔 결합, 여러 대 협업, 말로 지시(VLA)</w:t>
+            </w:r>
+          </w:p>
+        </w:tc>
+      </w:tr>
+      <w:tr>
+        <w:tc>
+          <w:tcPr>
+            <w:tcW w:w="4680" w:type="dxa"/>
+          </w:tcPr>
+          <w:p>
+            <w:pPr/>
+            <w:r>
+              <w:rPr>
+                <w:b/>
+              </w:rPr>
+              <w:t xml:space="preserve">공정 관리</w:t>
+            </w:r>
+          </w:p>
+        </w:tc>
+        <w:tc>
+          <w:tcPr>
+            <w:tcW w:w="4680" w:type="dxa"/>
+          </w:tcPr>
+          <w:p>
+            <w:pPr/>
+            <w:r>
+              <w:t xml:space="preserve">매주 로봇이 현장을 스캔 → BIM과 비교해 진척도 자동 계산. 탐사는 BIM 없이, 비교할 때만 BIM 사용</w:t>
+            </w:r>
+          </w:p>
+        </w:tc>
+      </w:tr>
+      <w:tr>
+        <w:tc>
+          <w:tcPr>
+            <w:tcW w:w="4680" w:type="dxa"/>
+          </w:tcPr>
+          <w:p>
+            <w:pPr/>
+            <w:r>
+              <w:t xml:space="preserve">준공 실측 · 품질 검사</w:t>
+            </w:r>
+          </w:p>
+        </w:tc>
+        <w:tc>
+          <w:tcPr>
+            <w:tcW w:w="4680" w:type="dxa"/>
+          </w:tcPr>
+          <w:p>
+            <w:pPr/>
+            <w:r>
+              <w:t xml:space="preserve">Scan-to-BIM, 벽 수직도·개구부 위치 확인</w:t>
+            </w:r>
+          </w:p>
+        </w:tc>
+      </w:tr>
+      <w:tr>
+        <w:tc>
+          <w:tcPr>
+            <w:tcW w:w="4680" w:type="dxa"/>
+          </w:tcPr>
+          <w:p>
+            <w:pPr/>
+            <w:r>
+              <w:t xml:space="preserve">안전 점검</w:t>
+            </w:r>
+          </w:p>
+        </w:tc>
+        <w:tc>
+          <w:tcPr>
+            <w:tcW w:w="4680" w:type="dxa"/>
+          </w:tcPr>
+          <w:p>
+            <w:pPr/>
+            <w:r>
+              <w:t xml:space="preserve">사람이 들어가기 위험한 구역</w:t>
+            </w:r>
+          </w:p>
+        </w:tc>
+      </w:tr>
+      <w:tr>
+        <w:tc>
+          <w:tcPr>
+            <w:tcW w:w="4680" w:type="dxa"/>
+          </w:tcPr>
+          <w:p>
+            <w:pPr/>
+            <w:r>
+              <w:t xml:space="preserve">사회기반시설</w:t>
+            </w:r>
+          </w:p>
+        </w:tc>
+        <w:tc>
+          <w:tcPr>
+            <w:tcW w:w="4680" w:type="dxa"/>
+          </w:tcPr>
+          <w:p>
+            <w:pPr/>
+            <w:r>
+              <w:t xml:space="preserve">도면 없는 노후 건물, 터널·지하 구조물·댐 내부, 재난 건물, 공장·창고</w:t>
+            </w:r>
+          </w:p>
+        </w:tc>
+      </w:tr>
+    </w:tbl>
+    <w:p>
+      <w:pPr>
+        <w:pStyle w:val="Quote"/>
+      </w:pPr>
+      <w:r>
+        <w:t xml:space="preserve">지금은 한 층을 도면 없이 스캔하는 것부터 시작하지만, 이게 되면 공사 중인 현장을 로봇이 매주 혼자 스캔해서 BIM과 비교하는 자동 공정 관리로 확장할 수 있다.</w:t>
+      </w:r>
+    </w:p>
+    <w:p>
+      <w:pPr>
+        <w:pStyle w:val="Heading2"/>
+      </w:pPr>
+      <w:r>
         <w:t xml:space="preserve">장점</w:t>
       </w:r>
     </w:p>
@@ -2754,7 +3501,7 @@
         <w:pStyle w:val="ListParagraph"/>
         <w:numPr>
           <w:ilvl w:val="0"/>
-          <w:numId w:val="10"/>
+          <w:numId w:val="13"/>
         </w:numPr>
       </w:pPr>
       <w:r>
@@ -2766,7 +3513,7 @@
         <w:pStyle w:val="ListParagraph"/>
         <w:numPr>
           <w:ilvl w:val="0"/>
-          <w:numId w:val="10"/>
+          <w:numId w:val="13"/>
         </w:numPr>
       </w:pPr>
       <w:r>
@@ -2778,7 +3525,7 @@
         <w:pStyle w:val="ListParagraph"/>
         <w:numPr>
           <w:ilvl w:val="0"/>
-          <w:numId w:val="10"/>
+          <w:numId w:val="13"/>
         </w:numPr>
       </w:pPr>
       <w:r>
@@ -2790,7 +3537,7 @@
         <w:pStyle w:val="ListParagraph"/>
         <w:numPr>
           <w:ilvl w:val="0"/>
-          <w:numId w:val="10"/>
+          <w:numId w:val="13"/>
         </w:numPr>
       </w:pPr>
       <w:r>
@@ -2802,7 +3549,7 @@
         <w:pStyle w:val="ListParagraph"/>
         <w:numPr>
           <w:ilvl w:val="0"/>
-          <w:numId w:val="10"/>
+          <w:numId w:val="13"/>
         </w:numPr>
       </w:pPr>
       <w:r>
@@ -2822,7 +3569,7 @@
         <w:pStyle w:val="ListParagraph"/>
         <w:numPr>
           <w:ilvl w:val="0"/>
-          <w:numId w:val="11"/>
+          <w:numId w:val="14"/>
         </w:numPr>
       </w:pPr>
       <w:hyperlink r:id="rId7" w:history="1">
@@ -2839,7 +3586,7 @@
         <w:pStyle w:val="ListParagraph"/>
         <w:numPr>
           <w:ilvl w:val="0"/>
-          <w:numId w:val="11"/>
+          <w:numId w:val="14"/>
         </w:numPr>
       </w:pPr>
       <w:hyperlink r:id="rId8" w:history="1">
@@ -2856,7 +3603,7 @@
         <w:pStyle w:val="ListParagraph"/>
         <w:numPr>
           <w:ilvl w:val="0"/>
-          <w:numId w:val="11"/>
+          <w:numId w:val="14"/>
         </w:numPr>
       </w:pPr>
       <w:hyperlink r:id="rId9" w:history="1">
@@ -2873,7 +3620,7 @@
         <w:pStyle w:val="ListParagraph"/>
         <w:numPr>
           <w:ilvl w:val="0"/>
-          <w:numId w:val="11"/>
+          <w:numId w:val="14"/>
         </w:numPr>
       </w:pPr>
       <w:hyperlink r:id="rId10" w:history="1">
@@ -2890,7 +3637,7 @@
         <w:pStyle w:val="ListParagraph"/>
         <w:numPr>
           <w:ilvl w:val="0"/>
-          <w:numId w:val="11"/>
+          <w:numId w:val="14"/>
         </w:numPr>
       </w:pPr>
       <w:hyperlink r:id="rId11" w:history="1">
@@ -2907,7 +3654,7 @@
         <w:pStyle w:val="ListParagraph"/>
         <w:numPr>
           <w:ilvl w:val="0"/>
-          <w:numId w:val="11"/>
+          <w:numId w:val="14"/>
         </w:numPr>
       </w:pPr>
       <w:hyperlink r:id="rId12" w:history="1">
@@ -2924,7 +3671,7 @@
         <w:pStyle w:val="ListParagraph"/>
         <w:numPr>
           <w:ilvl w:val="0"/>
-          <w:numId w:val="11"/>
+          <w:numId w:val="14"/>
         </w:numPr>
       </w:pPr>
       <w:hyperlink r:id="rId13" w:history="1">
@@ -2933,6 +3680,37 @@
             <w:rStyle w:val="Hyperlink"/>
           </w:rPr>
           <w:t xml:space="preserve">3DOG 코드 (GitHub)</w:t>
+        </w:r>
+      </w:hyperlink>
+    </w:p>
+    <w:p>
+      <w:pPr>
+        <w:pStyle w:val="ListParagraph"/>
+        <w:numPr>
+          <w:ilvl w:val="0"/>
+          <w:numId w:val="15"/>
+        </w:numPr>
+      </w:pPr>
+      <w:hyperlink r:id="rId14" w:history="1">
+        <w:r>
+          <w:rPr>
+            <w:rStyle w:val="Hyperlink"/>
+          </w:rPr>
+          <w:t xml:space="preserve">HouseExpo: 평면도 35,357장 기반 탐사 학습 데이터셋, 2019</w:t>
+        </w:r>
+      </w:hyperlink>
+    </w:p>
+    <w:p>
+      <w:pPr/>
+      <w:r>
+        <w:t xml:space="preserve">논문별 자세한 정리: </w:t>
+      </w:r>
+      <w:hyperlink r:id="rId15" w:history="1">
+        <w:r>
+          <w:rPr>
+            <w:rStyle w:val="Hyperlink"/>
+          </w:rPr>
+          <w:t xml:space="preserve">GitHub docs/관련논문.md</w:t>
         </w:r>
       </w:hyperlink>
     </w:p>
@@ -3118,28 +3896,37 @@
     <w:abstractNumId w:val="0"/>
   </w:num>
   <w:num w:numId="2">
-    <w:abstractNumId w:val="0"/>
+    <w:abstractNumId w:val="1"/>
+    <w:lvlOverride w:ilvl="0">
+      <w:startOverride w:val="1"/>
+    </w:lvlOverride>
   </w:num>
   <w:num w:numId="3">
-    <w:abstractNumId w:val="0"/>
+    <w:abstractNumId w:val="1"/>
+    <w:lvlOverride w:ilvl="0">
+      <w:startOverride w:val="1"/>
+    </w:lvlOverride>
   </w:num>
   <w:num w:numId="4">
     <w:abstractNumId w:val="0"/>
   </w:num>
   <w:num w:numId="5">
+    <w:abstractNumId w:val="0"/>
+  </w:num>
+  <w:num w:numId="6">
     <w:abstractNumId w:val="1"/>
     <w:lvlOverride w:ilvl="0">
       <w:startOverride w:val="1"/>
     </w:lvlOverride>
   </w:num>
-  <w:num w:numId="6">
-    <w:abstractNumId w:val="0"/>
-  </w:num>
   <w:num w:numId="7">
     <w:abstractNumId w:val="0"/>
   </w:num>
   <w:num w:numId="8">
-    <w:abstractNumId w:val="0"/>
+    <w:abstractNumId w:val="1"/>
+    <w:lvlOverride w:ilvl="0">
+      <w:startOverride w:val="1"/>
+    </w:lvlOverride>
   </w:num>
   <w:num w:numId="9">
     <w:abstractNumId w:val="0"/>
@@ -3148,6 +3935,18 @@
     <w:abstractNumId w:val="0"/>
   </w:num>
   <w:num w:numId="11">
+    <w:abstractNumId w:val="0"/>
+  </w:num>
+  <w:num w:numId="12">
+    <w:abstractNumId w:val="0"/>
+  </w:num>
+  <w:num w:numId="13">
+    <w:abstractNumId w:val="0"/>
+  </w:num>
+  <w:num w:numId="14">
+    <w:abstractNumId w:val="0"/>
+  </w:num>
+  <w:num w:numId="15">
     <w:abstractNumId w:val="0"/>
   </w:num>
 </w:numbering>

--- a/docs/3DOG_연구목표_정리.docx
+++ b/docs/3DOG_연구목표_정리.docx
@@ -44,57 +44,21 @@
         <w:rPr>
           <w:b/>
         </w:rPr>
-        <w:t xml:space="preserve">도면(BIM) 없이, 4족 로봇이 처음 보는 건물을 혼자 3D 스캔한다. 효율은 BIM 기반 계획 수준으로.</w:t>
+        <w:t xml:space="preserve">현장에서 BIM에 의존하지 않고, 4족 로봇이 혼자 3D 스캔을 완성한다. BIM과 다른 현장에서도 BIM 기반 계획 이상으로.</w:t>
+      </w:r>
+    </w:p>
+    <w:p>
+      <w:pPr>
+        <w:pStyle w:val="Heading3"/>
+      </w:pPr>
+      <w:r>
+        <w:t xml:space="preserve">왜 필요한가: 현장은 BIM과 다르다</w:t>
       </w:r>
     </w:p>
     <w:p>
       <w:pPr/>
       <w:r>
-        <w:t xml:space="preserve">정량 목표(백양누리 한 층, 베이스라인 측정 후 확정):</w:t>
-      </w:r>
-    </w:p>
-    <w:p>
-      <w:pPr>
-        <w:pStyle w:val="ListParagraph"/>
-        <w:numPr>
-          <w:ilvl w:val="0"/>
-          <w:numId w:val="2"/>
-        </w:numPr>
-      </w:pPr>
-      <w:r>
-        <w:t xml:space="preserve">완성도: 3D 벽·천장 커버리지 90% 이상</w:t>
-      </w:r>
-    </w:p>
-    <w:p>
-      <w:pPr>
-        <w:pStyle w:val="ListParagraph"/>
-        <w:numPr>
-          <w:ilvl w:val="0"/>
-          <w:numId w:val="2"/>
-        </w:numPr>
-      </w:pPr>
-      <w:r>
-        <w:t xml:space="preserve">효율: BIM 기반 계획 대비 스캔 시간 차이 15% 이내</w:t>
-      </w:r>
-    </w:p>
-    <w:p>
-      <w:pPr>
-        <w:pStyle w:val="ListParagraph"/>
-        <w:numPr>
-          <w:ilvl w:val="0"/>
-          <w:numId w:val="2"/>
-        </w:numPr>
-      </w:pPr>
-      <w:r>
-        <w:t xml:space="preserve">강건성: BIM에 없는 장애물이 있어도 1, 2 유지</w:t>
-      </w:r>
-    </w:p>
-    <w:p>
-      <w:pPr>
-        <w:pStyle w:val="Heading3"/>
-      </w:pPr>
-      <w:r>
-        <w:t xml:space="preserve">기존에는 이런 연구를 했다</w:t>
+        <w:t xml:space="preserve">건설 현장은 매일 바뀌어서 BIM대로 짠 스캔 계획이 금방 어긋난다. 우리 로봇은 BIM으로 미리 배워 두고, 현장에서는 보이는 대로 판단해 스캔한다. BIM이 아예 없는 건물에서도 마찬가지다.</w:t>
       </w:r>
     </w:p>
     <w:tbl>
@@ -121,6 +85,201 @@
           <w:p>
             <w:pPr/>
             <w:r>
+              <w:t xml:space="preserve">경우</w:t>
+            </w:r>
+          </w:p>
+        </w:tc>
+        <w:tc>
+          <w:tcPr>
+            <w:tcW w:w="3120" w:type="dxa"/>
+            <w:shd w:val="clear" w:color="auto" w:fill="F2F2F2"/>
+          </w:tcPr>
+          <w:p>
+            <w:pPr/>
+            <w:r>
+              <w:t xml:space="preserve">예시</w:t>
+            </w:r>
+          </w:p>
+        </w:tc>
+        <w:tc>
+          <w:tcPr>
+            <w:tcW w:w="3120" w:type="dxa"/>
+            <w:shd w:val="clear" w:color="auto" w:fill="F2F2F2"/>
+          </w:tcPr>
+          <w:p>
+            <w:pPr/>
+            <w:r>
+              <w:t xml:space="preserve">비중</w:t>
+            </w:r>
+          </w:p>
+        </w:tc>
+      </w:tr>
+      <w:tr>
+        <w:tc>
+          <w:tcPr>
+            <w:tcW w:w="3120" w:type="dxa"/>
+          </w:tcPr>
+          <w:p>
+            <w:pPr/>
+            <w:r>
+              <w:rPr>
+                <w:b/>
+              </w:rPr>
+              <w:t xml:space="preserve">B. BIM과 현장이 다르다 (메인)</w:t>
+            </w:r>
+          </w:p>
+        </w:tc>
+        <w:tc>
+          <w:tcPr>
+            <w:tcW w:w="3120" w:type="dxa"/>
+          </w:tcPr>
+          <w:p>
+            <w:pPr/>
+            <w:r>
+              <w:t xml:space="preserve">공사 중 현장, 자재·가설물 적치, 시공 오차</w:t>
+            </w:r>
+          </w:p>
+        </w:tc>
+        <w:tc>
+          <w:tcPr>
+            <w:tcW w:w="3120" w:type="dxa"/>
+          </w:tcPr>
+          <w:p>
+            <w:pPr/>
+            <w:r>
+              <w:t xml:space="preserve">공사 중 현장은 사실상 전부</w:t>
+            </w:r>
+          </w:p>
+        </w:tc>
+      </w:tr>
+      <w:tr>
+        <w:tc>
+          <w:tcPr>
+            <w:tcW w:w="3120" w:type="dxa"/>
+          </w:tcPr>
+          <w:p>
+            <w:pPr/>
+            <w:r>
+              <w:t xml:space="preserve">A. BIM이 아예 없다</w:t>
+            </w:r>
+          </w:p>
+        </w:tc>
+        <w:tc>
+          <w:tcPr>
+            <w:tcW w:w="3120" w:type="dxa"/>
+          </w:tcPr>
+          <w:p>
+            <w:pPr/>
+            <w:r>
+              <w:t xml:space="preserve">노후 건물, 오래된 인프라, 리모델링</w:t>
+            </w:r>
+          </w:p>
+        </w:tc>
+        <w:tc>
+          <w:tcPr>
+            <w:tcW w:w="3120" w:type="dxa"/>
+          </w:tcPr>
+          <w:p>
+            <w:pPr/>
+            <w:r>
+              <w:t xml:space="preserve">기존 건물 대부분</w:t>
+            </w:r>
+          </w:p>
+        </w:tc>
+      </w:tr>
+    </w:tbl>
+    <w:p>
+      <w:pPr/>
+      <w:r>
+        <w:t xml:space="preserve">정량 목표(백양누리 한 층, 베이스라인 측정 후 확정):</w:t>
+      </w:r>
+    </w:p>
+    <w:p>
+      <w:pPr>
+        <w:pStyle w:val="ListParagraph"/>
+        <w:numPr>
+          <w:ilvl w:val="0"/>
+          <w:numId w:val="2"/>
+        </w:numPr>
+      </w:pPr>
+      <w:r>
+        <w:rPr>
+          <w:b/>
+        </w:rPr>
+        <w:t xml:space="preserve">핵심 · 강건성:</w:t>
+      </w:r>
+      <w:r>
+        <w:t xml:space="preserve"> BIM에 없는 장애물(자재, 가설벽)이 있는 현장에서 BIM 기반 계획보다 3D 커버리지가 높거나 스캔 시간이 짧다</w:t>
+      </w:r>
+    </w:p>
+    <w:p>
+      <w:pPr>
+        <w:pStyle w:val="ListParagraph"/>
+        <w:numPr>
+          <w:ilvl w:val="0"/>
+          <w:numId w:val="2"/>
+        </w:numPr>
+      </w:pPr>
+      <w:r>
+        <w:rPr>
+          <w:b/>
+        </w:rPr>
+        <w:t xml:space="preserve">효율:</w:t>
+      </w:r>
+      <w:r>
+        <w:t xml:space="preserve"> BIM과 같은 현장에서는 BIM 기반 계획 대비 스캔 시간 차이 15% 이내</w:t>
+      </w:r>
+    </w:p>
+    <w:p>
+      <w:pPr>
+        <w:pStyle w:val="ListParagraph"/>
+        <w:numPr>
+          <w:ilvl w:val="0"/>
+          <w:numId w:val="2"/>
+        </w:numPr>
+      </w:pPr>
+      <w:r>
+        <w:rPr>
+          <w:b/>
+        </w:rPr>
+        <w:t xml:space="preserve">완성도:</w:t>
+      </w:r>
+      <w:r>
+        <w:t xml:space="preserve"> 3D 벽·천장 커버리지 90% 이상</w:t>
+      </w:r>
+    </w:p>
+    <w:p>
+      <w:pPr>
+        <w:pStyle w:val="Heading3"/>
+      </w:pPr>
+      <w:r>
+        <w:t xml:space="preserve">기존에는 이런 연구를 했다</w:t>
+      </w:r>
+    </w:p>
+    <w:tbl>
+      <w:tblPr>
+        <w:tblStyle w:val="TableGrid"/>
+        <w:tblW w:w="0" w:type="auto"/>
+        <w:tblLayout w:type="fixed"/>
+        <w:tblLook w:val="04A0" w:firstRow="1" w:lastRow="0" w:firstColumn="0" w:lastColumn="0" w:noHBand="0" w:noVBand="1"/>
+      </w:tblPr>
+      <w:tblGrid>
+        <w:gridCol w:w="3120"/>
+        <w:gridCol w:w="3120"/>
+        <w:gridCol w:w="3120"/>
+      </w:tblGrid>
+      <w:tr>
+        <w:trPr>
+          <w:tblHeader/>
+        </w:trPr>
+        <w:tc>
+          <w:tcPr>
+            <w:tcW w:w="3120" w:type="dxa"/>
+            <w:shd w:val="clear" w:color="auto" w:fill="F2F2F2"/>
+          </w:tcPr>
+          <w:p>
+            <w:pPr/>
+            <w:r>
               <w:t xml:space="preserve">기존 연구</w:t>
             </w:r>
           </w:p>
@@ -364,7 +523,7 @@
         <w:pStyle w:val="Quote"/>
       </w:pPr>
       <w:r>
-        <w:t xml:space="preserve">"연구실의 BIM 기반 스캔 계획은 BIM이 있어야 쓸 수 있습니다. 그 계획으로 계산한 최적 경로를 학습 목표로 삼아, BIM이 없는 현장에서도 비슷한 효율로 스캔하는 4족보행 로봇을 만들겠습니다."</w:t>
+        <w:t xml:space="preserve">"건설 현장은 매일 바뀌어서 BIM대로 짠 스캔 계획이 금방 어긋납니다. 연구실의 BIM 기반 스캔 계획으로 로봇을 미리 학습시켜 두고, 현장에서는 보이는 대로 판단해 스캔하는 4족보행 로봇을 만들겠습니다."</w:t>
       </w:r>
     </w:p>
     <w:p>
@@ -2251,7 +2410,7 @@
         </w:numPr>
       </w:pPr>
       <w:r>
-        <w:t xml:space="preserve">조건 ② BIM에 없는 장애물 추가: BIM 기반 계획보다 나은가</w:t>
+        <w:t xml:space="preserve">조건 ② BIM에 없는 장애물 추가: BIM 기반 계획보다 나은가 (핵심 결과: 공사 중 현장을 흉내 내며, 여기서 숫자가 나와야 연구 주장이 성립)</w:t>
       </w:r>
     </w:p>
     <w:p>
@@ -2301,7 +2460,7 @@
         </w:numPr>
       </w:pPr>
       <w:r>
-        <w:t xml:space="preserve">환경: 학습에 안 쓴 2.5D 맵 60장, NVIDIA 창고, 사무실 등 기본 환경, 공개 IFC 건물, 건설현장 디지털트윈(RESMOS, 확인 필요)</w:t>
+        <w:t xml:space="preserve">환경: 학습에 안 쓴 2.5D 맵 60장, NVIDIA 창고, 사무실 등 기본 환경, 공개 IFC 건물, 건설현장 디지털트윈(RESMOS, 공사 중 현장에 가장 가까운 시험, Isaac Sim으로 가져올 수 있는지 확인 필요)</w:t>
       </w:r>
     </w:p>
     <w:p>
@@ -2314,6 +2473,12 @@
       </w:pPr>
       <w:r>
         <w:t xml:space="preserve">성공 판정: 모든 환경에서 순위가 같으면 성공. 지는 환경은 원인을 분석해 한계로 보고한다.</w:t>
+      </w:r>
+    </w:p>
+    <w:p>
+      <w:pPr/>
+      <w:r>
+        <w:t xml:space="preserve">백양누리는 완공 건물이라 공사 중 현장을 그대로 보여주지 못한다. 그래서 4단계 조건 ②(BIM에 없는 장애물 추가)와 건설현장 디지털트윈 시험으로 보완한다.</w:t>
       </w:r>
     </w:p>
     <w:p>

--- a/docs/3DOG_연구목표_정리.docx
+++ b/docs/3DOG_연구목표_정리.docx
@@ -1931,6 +1931,116 @@
       </w:r>
     </w:p>
     <w:p>
+      <w:pPr/>
+      <w:r>
+        <w:rPr>
+          <w:b/>
+        </w:rPr>
+        <w:t xml:space="preserve">백양누리 BIM 확보 전 대체 시험:</w:t>
+      </w:r>
+      <w:r>
+        <w:t xml:space="preserve"> 백양누리 BIM 확보 여부가 아직 불확실하므로, 공개 IFC </w:t>
+      </w:r>
+      <w:r>
+        <w:rPr>
+          <w:b/>
+        </w:rPr>
+        <w:t xml:space="preserve">치과 의원</w:t>
+      </w:r>
+      <w:r>
+        <w:t xml:space="preserve">(1,800 m², 방과 복도가 많은 공공 건물)을 시험 전용(maps_test)으로 남겨 두고 학습에는 쓰지 않는다. 3~4단계는 치과 의원으로 먼저 진행하고, 백양누리를 받으면 같은 방법으로 추가한다. 다만 PRAXIS 실증은 시뮬레이션과 같은 건물에서 해야 하므로, 실제로 들어갈 수 있는 건물(백양누리 등)의 BIM 확보는 계속 추진한다.</w:t>
+      </w:r>
+    </w:p>
+    <w:tbl>
+      <w:tblPr>
+        <w:tblStyle w:val="TableGrid"/>
+        <w:tblW w:w="0" w:type="auto"/>
+        <w:tblLayout w:type="fixed"/>
+        <w:tblLook w:val="04A0" w:firstRow="1" w:lastRow="0" w:firstColumn="0" w:lastColumn="0" w:noHBand="0" w:noVBand="1"/>
+      </w:tblPr>
+      <w:tblGrid>
+        <w:gridCol w:w="4680"/>
+        <w:gridCol w:w="4680"/>
+      </w:tblGrid>
+      <w:tr>
+        <w:trPr>
+          <w:tblHeader/>
+        </w:trPr>
+        <w:tc>
+          <w:tcPr>
+            <w:tcW w:w="4680" w:type="dxa"/>
+            <w:shd w:val="clear" w:color="auto" w:fill="F2F2F2"/>
+          </w:tcPr>
+          <w:p>
+            <w:pPr/>
+            <w:r>
+              <w:t xml:space="preserve">폴더</w:t>
+            </w:r>
+          </w:p>
+        </w:tc>
+        <w:tc>
+          <w:tcPr>
+            <w:tcW w:w="4680" w:type="dxa"/>
+            <w:shd w:val="clear" w:color="auto" w:fill="F2F2F2"/>
+          </w:tcPr>
+          <w:p>
+            <w:pPr/>
+            <w:r>
+              <w:t xml:space="preserve">내용</w:t>
+            </w:r>
+          </w:p>
+        </w:tc>
+      </w:tr>
+      <w:tr>
+        <w:tc>
+          <w:tcPr>
+            <w:tcW w:w="4680" w:type="dxa"/>
+          </w:tcPr>
+          <w:p>
+            <w:pPr/>
+            <w:r>
+              <w:t xml:space="preserve">maps_train</w:t>
+            </w:r>
+          </w:p>
+        </w:tc>
+        <w:tc>
+          <w:tcPr>
+            <w:tcW w:w="4680" w:type="dxa"/>
+          </w:tcPr>
+          <w:p>
+            <w:pPr/>
+            <w:r>
+              <w:t xml:space="preserve">공개 IFC(Duplex, DigitalHub) + 평면도 + 절차 생성 맵</w:t>
+            </w:r>
+          </w:p>
+        </w:tc>
+      </w:tr>
+      <w:tr>
+        <w:tc>
+          <w:tcPr>
+            <w:tcW w:w="4680" w:type="dxa"/>
+          </w:tcPr>
+          <w:p>
+            <w:pPr/>
+            <w:r>
+              <w:t xml:space="preserve">maps_test</w:t>
+            </w:r>
+          </w:p>
+        </w:tc>
+        <w:tc>
+          <w:tcPr>
+            <w:tcW w:w="4680" w:type="dxa"/>
+          </w:tcPr>
+          <w:p>
+            <w:pPr/>
+            <w:r>
+              <w:t xml:space="preserve">공개 IFC 치과 의원 (지금) → 백양누리 (확보되면 추가)</w:t>
+            </w:r>
+          </w:p>
+        </w:tc>
+      </w:tr>
+    </w:tbl>
+    <w:p>
       <w:pPr>
         <w:pStyle w:val="Heading2"/>
       </w:pPr>
@@ -2217,7 +2327,7 @@
         <w:pStyle w:val="Heading3"/>
       </w:pPr>
       <w:r>
-        <w:t xml:space="preserve">3. 백양누리를 Isaac Sim에 구축</w:t>
+        <w:t xml:space="preserve">3. 시험 건물(치과 의원 → 백양누리)을 Isaac Sim에 구축</w:t>
       </w:r>
     </w:p>
     <w:p>
